--- a/Degravação_script.docx
+++ b/Degravação_script.docx
@@ -235,6 +235,16 @@
       <w:bookmarkStart w:id="9" w:name="DepTestRcdo3"/>
       <w:bookmarkEnd w:id="9"/>
     </w:p>
+    <w:p/>
+    <w:p>
+      <w:pPr>
+        <w:pStyle w:val="FGBHeading1"/>
+      </w:pPr>
+      <w:r>
+        <w:t>Rascunho</w:t>
+      </w:r>
+    </w:p>
+    <w:p/>
     <w:p>
       <w:bookmarkStart w:id="10" w:name="Rascunho"/>
       <w:bookmarkEnd w:id="10"/>
@@ -705,7 +715,7 @@
                               <w:color w:val="809A91"/>
                               <w:lang w:val="en-US"/>
                             </w:rPr>
-                            <w:t>Depoimento do Reclamante</w:t>
+                            <w:t>Depoimento da Terceira Testemunha do Reclamante</w:t>
                           </w:r>
                           <w:r>
                             <w:rPr>
@@ -779,7 +789,7 @@
                         <w:color w:val="809A91"/>
                         <w:lang w:val="en-US"/>
                       </w:rPr>
-                      <w:t>Depoimento do Reclamante</w:t>
+                      <w:t>Depoimento da Terceira Testemunha do Reclamante</w:t>
                     </w:r>
                     <w:r>
                       <w:rPr>
@@ -2611,34 +2621,6 @@
 </file>
 
 <file path=customXml/item1.xml><?xml version="1.0" encoding="utf-8"?>
-<?mso-contentType ?>
-<FormTemplates xmlns="http://schemas.microsoft.com/sharepoint/v3/contenttype/forms">
-  <Display>DocumentLibraryForm</Display>
-  <Edit>DocumentLibraryForm</Edit>
-  <New>DocumentLibraryForm</New>
-</FormTemplates>
-</file>
-
-<file path=customXml/item2.xml><?xml version="1.0" encoding="utf-8"?>
-<p:properties xmlns:p="http://schemas.microsoft.com/office/2006/metadata/properties" xmlns:xsi="http://www.w3.org/2001/XMLSchema-instance" xmlns:pc="http://schemas.microsoft.com/office/infopath/2007/PartnerControls">
-  <documentManagement>
-    <lcf76f155ced4ddcb4097134ff3c332f xmlns="cab9fda7-b00b-486e-9af2-2208dc8d0e1b">
-      <Terms xmlns="http://schemas.microsoft.com/office/infopath/2007/PartnerControls"/>
-    </lcf76f155ced4ddcb4097134ff3c332f>
-    <TaxCatchAll xmlns="eb3c6acd-4060-416e-91d3-f93f53774478" xsi:nil="true"/>
-  </documentManagement>
-</p:properties>
-</file>
-
-<file path=customXml/item3.xml><?xml version="1.0" encoding="utf-8"?>
-<storedTranscription xmlns="http://schemas.microsoft.com/office/transcription/2022">{"storageType":"DocumentXmlStorage","descriptor":{"transcription":{"transcriptSegments":[{"text":"Rogério, seu pai. Ele fazer agora as perguntas aprimorada.","language":"pt","start":12.86,"end":16.57,"speakerId":1},{"text":"Gabriele, o seu som está está um pouco baixo.","language":"pt","start":20.47,"end":23.369999999999997,"speakerId":2},{"text":"Sou. É.","language":"pt","start":22.95,"end":23.91,"speakerId":3},{"text":"Melhorou agora assim.","language":"pt","start":35.29,"end":37.42,"speakerId":3},{"text":"Doutora, só concorda. Parece que deu um eco, não foi?","language":"pt","start":39.989999999999995,"end":42.81999999999999,"speakerId":2},{"text":"Ou não?","language":"pt","start":44.089999999999996,"end":44.559999999999995,"speakerId":2},{"text":"Agora ficou bom. Bom.","language":"pt","start":46.64,"end":48.77,"speakerId":0},{"text":"Posso perguntar? Sim.","language":"pt","start":49.11,"end":50.17,"speakerId":2},{"text":"Tá certo?","language":"pt","start":52.919999999999995,"end":53.589999999999996,"speakerId":0},{"text":"O reclamante, ele assinava a folha de ponto.\n\nPreposto da Reclamada:\nSim.","language":"pt","start":54.309999999999995,"end":58.64999999999999,"speakerId":2},{"text":"Essas. Essas folhas de conto. Elas são preenchidas com que frequência?","language":"pt","start":61.91,"end":66.35,"speakerId":2},{"text":"Elas são preenchidas diariamente.","language":"pt","start":67.38,"end":69.50999999999999,"speakerId":3},{"text":"São preenchidas diariamente?","language":"pt","start":70.96,"end":72.19,"speakerId":2},{"text":"Isso pelo menos é o que a empresa solicita para todos os vendedores. Quando no início do.","language":"pt","start":72.34,"end":75.57000000000001,"speakerId":3},{"text":"Mês, quando entregar a folha de ponto.","language":"pt","start":75.58,"end":76.81,"speakerId":3},{"text":"Tinha trabalho no sábado?\n\nPreposto da Reclamada:\nOi?","language":"pt","start":79.75,"end":80.99,"speakerId":2},{"text":"Tinha trabalho ao sábado?","language":"pt","start":83,"end":84.91,"speakerId":2},{"text":"Nós trabalhávamos nos trabalhando até hoje, né? Os 2 primeiros sábados do mês.","language":"pt","start":85.28,"end":88.75,"speakerId":3},{"text":"Quanto tempo de intervalo?","language":"pt","start":90.85,"end":92.35,"speakerId":2},{"text":"Intervalo do almoço, 2 horas, meio-dia às 2.","language":"pt","start":93.41,"end":96.00999999999999,"speakerId":3},{"text":"E o qual horário durante a semana?","language":"pt","start":96.50999999999999,"end":99.19999999999999,"speakerId":2},{"text":"Horário, das 8 às 18, horário comercial mesmo.","language":"pt","start":99.67999999999999,"end":102.33999999999999,"speakerId":3},{"text":"Tá, e no sábado?","language":"pt","start":103.25999999999999,"end":104.96,"speakerId":2},{"text":"No sábado, a mesma coisa, das 8 às 18, com 2 horas de almoço, os 2 primeiros sábados.","language":"pt","start":106.03,"end":110.12,"speakerId":3},{"text":"Ele trabalhava de quê?\n\nPreposto da Reclamada:\nComo?","language":"pt","start":116.42999999999999,"end":117.77999999999999,"speakerId":2},{"text":"Ele trabalhava de carrou ou de moto?","language":"pt","start":119,"end":121.67,"speakerId":2},{"text":"Um, não tenho certeza porque.","language":"pt","start":122.91,"end":124.99,"speakerId":3},{"text":"A gente deixa liberado para trabalhar de.","language":"pt","start":125,"end":126.37,"speakerId":3},{"text":"Carro, moto, ônibus, bicicleta.","language":"pt","start":126.38,"end":128.51999999999998,"speakerId":3},{"text":"Tá. Então ele trabalhava no na moto ou no carro próprio?","language":"pt","start":129.97,"end":133.45,"speakerId":2},{"text":"Sim, acredito que sim.","language":"pt","start":134.04,"end":136.04999999999998,"speakerId":3},{"text":"Não tem certeza se era no.","language":"pt","start":138.81,"end":140.15,"speakerId":2},{"text":"Veículo, o carro próprio dele.","language":"pt","start":140.16,"end":141.81,"speakerId":2},{"text":"Acredito que sim, porque a todos os vendedores moram perto da rota, então tem alguns que vão de bicicleta, outros vão de carro, outros vão de moto.","language":"pt","start":142.79999999999998,"end":150.76,"speakerId":3},{"text":"Cada um vai de um meio, que é independente.","language":"pt","start":151.87,"end":154.14000000000001,"speakerId":3},{"text":"Está certo.","language":"pt","start":156.25,"end":157.18,"speakerId":2},{"text":"É a empresa, dá algum tipo de ajuda de custo para ele se locomover para fazer a rota?","language":"pt","start":157.9,"end":164.33,"speakerId":2},{"text":"Sim, ditamos o apoio mensal.","language":"pt","start":164.79,"end":167.12,"speakerId":3},{"text":"Qual o valor?","language":"pt","start":167.79999999999998,"end":168.52999999999997,"speakerId":2},{"text":"O valor atual é 500 BRL.","language":"pt","start":169.45999999999998,"end":171.15999999999997,"speakerId":3},{"text":"Na época dele, você lembra?","language":"pt","start":172.07999999999998,"end":173.77999999999997,"speakerId":2},{"text":"E não lembro na época deles se era o mesmo, se era menos.","language":"pt","start":174.79,"end":178.41,"speakerId":3},{"text":"Tem diferença de carro para moto?\n\nPreposto da Reclamada:\nNão.","language":"pt","start":180,"end":182.02,"speakerId":2},{"text":"É o mesmo valor?","language":"pt","start":183.88,"end":184.87,"speakerId":2},{"text":"Ajuda fixa.","language":"pt","start":185.15,"end":185.76000000000002,"speakerId":3},{"text":"Tá, você sabe se esse valor é para combustível?","language":"pt","start":186.67,"end":190.92,"speakerId":2},{"text":"Ou para que esse valor, que é pago mensalmente?","language":"pt","start":192.04999999999998,"end":194.30999999999997,"speakerId":2},{"text":"É um apoio geral. Aí o vendedor pode utilizar.","language":"pt","start":194.63,"end":198.29999999999998,"speakerId":3},{"text":"Para qualquer forma.","language":"pt","start":198.31,"end":199.5,"speakerId":3},{"text":"A combustível para passagem de ônibus, a demais gastos.","language":"pt","start":199.69,"end":204.05,"speakerId":3},{"text":"Qual era a área de atendimento?","language":"pt","start":205.01,"end":206.35999999999999,"speakerId":2},{"text":"De de atuação dele?","language":"pt","start":206.51,"end":207.85999999999999,"speakerId":2},{"text":"Um, se eu não me engano, o Ceilândia sul.","language":"pt","start":208.76999999999998,"end":210.93999999999997,"speakerId":3},{"text":"Melhor você.","language":"pt","start":211.92999999999998,"end":212.57999999999998,"speakerId":2},{"text":"Você sabe qual era a remuneração dele?","language":"pt","start":219.48,"end":221.64,"speakerId":2},{"text":"Remuneração é variável, né, vendedor é sempre variável.","language":"pt","start":222.86999999999998,"end":226.60999999999999,"speakerId":3},{"text":"Era um fixo mais variável?\n\nPreposto da Reclamada:\nIsso.","language":"pt","start":229.78,"end":231.33,"speakerId":2},{"text":"Mas o senhor não sabe o valor?","language":"pt","start":233.26,"end":234.69,"speakerId":2},{"text":"Não variava em torno de eu não me engano dele 4000 BRL por mês, 4 a 5000.","language":"pt","start":235.23,"end":240.79999999999998,"speakerId":3},{"text":"Tá, mas isso só de variado, mais o salário?","language":"pt","start":242.23,"end":245.41,"speakerId":2},{"text":"Não, isso é total, total.","language":"pt","start":246.01999999999998,"end":248.46999999999997,"speakerId":3},{"text":"Ele trabalhava em feriado?","language":"pt","start":251.78,"end":253.02,"speakerId":2},{"text":"Não. Feriado a empresa não funciona.","language":"pt","start":255.26999999999998,"end":256.45,"speakerId":3},{"text":"A empresa não funciona, né?","language":"pt","start":257.53999999999996,"end":258.84999999999997,"speakerId":2},{"text":"O ele tinha.","language":"pt","start":263.68,"end":266.7,"speakerId":2},{"text":"Ele tinha uma rota diária para cumprir?","language":"pt","start":267.59,"end":270.64,"speakerId":2},{"text":"Rota diária, não.","language":"pt","start":271.56,"end":272.77,"speakerId":3},{"text":"Ele tinha","language":"pt","start":274.38,"end":275.25,"speakerId":2},{"text":"Último tablet ou...?","language":"pt","start":278.32,"end":281.26,"speakerId":2},{"text":"Sim, eu tinha o Palm, que é onde faz a digitação dos pedidos.","language":"pt","start":280.65999999999997,"end":284.66999999999996,"speakerId":3},{"text":"Está certo.","language":"pt","start":285.72999999999996,"end":286.28,"speakerId":2},{"text":"E a área de atuação?","language":"pt","start":287.46,"end":288.71999999999997,"speakerId":2},{"text":"É atuação dele era na Ceilândia sul que trabalhava, né? Então, os clientes cadastrados Na Na base dele ficam disponíveis.","language":"pt","start":290.46999999999997,"end":298.13,"speakerId":3},{"text":"Você sabe quantos clientes ele atendia em média por dia?","language":"pt","start":298.83,"end":303.01,"speakerId":2},{"text":"Um... Não, não tenho esse número.","language":"pt","start":303.89,"end":305.38,"speakerId":3},{"text":"Excelência, eu estou satisfeita.","language":"pt","start":306.94,"end":307.61,"speakerId":2},{"text":"Ok?","language":"pt","start":317.34999999999997,"end":318.17999999999995,"speakerId":1},{"text":"É só um minuto.","language":"pt","start":338.31,"end":341.87,"speakerId":0},{"text":"Então é bom.","language":"pt","start":343.78999999999996,"end":345.65,"speakerId":2},{"text":"Quem é a primeira testemunha do reclamante?","language":"pt","start":353.84,"end":356.17999999999995,"speakerId":1},{"text":"É o senhor Edmilson, a do Edmilson, OK?","language":"pt","start":357.72999999999996,"end":362.27,"speakerId":4},{"text":"Excelência, eu fui, eu fui, eu falei sim, bem em cima da hora aqui. Com relação a folha de ponto, mas nós temos aí 7 meses em folha de ponto, mas a gente chamou muito a atenção nisso na época, que são vários, vários, vários meses, com anotação britânica.","language":"pt","start":362.43,"end":378.99,"speakerId":2},{"text":"E especialmente intervalo e final de de de jornada. Então eu estou pedindo a inversão do ônus.","language":"pt","start":380.57,"end":387.15,"speakerId":2},{"text":"É o... A jornada vai ser o único tema da prova?","language":"pt","start":393.82,"end":396.73,"speakerId":1},{"text":"Excelência, basicamente porque o pedido da citação, né?","language":"pt","start":400.29999999999995,"end":403.96,"speakerId":2},{"text":"Pedido desta ação, ele está. Ele basicamente sendo o maior pedido, né? Vamos colocar assim, são horas extras e intervalo. Aí tem a questão da ajuda de custo, mas que também é mais um direito do que dependente de matéria fática, né?","language":"pt","start":405.26,"end":422.28999999999996,"speakerId":2},{"text":"E uma diferença que tem no termo de rescisão e também, dependendo também vai ser mais matérias de direito que a matéria fática, né, documento.","language":"pt","start":423.78,"end":431.04999999999995,"speakerId":2},{"text":"Doutora, é. É, eu acho que não seria o caso.","language":"pt","start":441.71,"end":444.58,"speakerId":1},{"text":"Que a sua é?","language":"pt","start":444.7,"end":451.88,"speakerId":0},{"text":"Aplicação da.","language":"pt","start":446.21999999999997,"end":447.74999999999994,"speakerId":1},{"text":"Da inversão.","language":"pt","start":449.90999999999997,"end":450.89,"speakerId":2},{"text":"Eu estou vendo aqui são documentos.","language":"pt","start":452.45,"end":454.2,"speakerId":1},{"text":"As folhas de ponto manuscritas, né? E tem variações.","language":"pt","start":454.96,"end":458.34999999999997,"speakerId":1},{"text":"A, agora.","language":"pt","start":463.44,"end":464.54,"speakerId":1},{"text":"Eu não cheguei a ver aqui na réplica se foi, foi impugnada a.","language":"pt","start":467.60999999999996,"end":471.81999999999994,"speakerId":1},{"text":"veracidade dos registros?\n\nAdvogada do Reclamante:\nSim.","language":"pt","start":474.21999999999997,"end":475.80999999999995,"speakerId":1},{"text":"Então eu presumo que não haja interesse do reclamante de de juntada das folhas faltantes.","language":"pt","start":487.16999999999996,"end":493.10999999999996,"speakerId":1},{"text":"Se não houver, se não houver inversão, sem problemas também, mas estamos com 3 testemunhas.","language":"pt","start":505.67999999999995,"end":510.15999999999997,"speakerId":2},{"text":"Muito bem.","language":"pt","start":511.40999999999997,"end":511.97999999999996},{"text":"Certo, quem? Quem vai ser a primeira, então?","language":"pt","start":512.36,"end":514.4300000000001,"speakerId":1},{"text":"Qual o nome da primeira?","language":"pt","start":524.4499999999999,"end":525.3299999999999,"speakerId":1},{"text":"Tar, Lúcio.","language":"pt","start":527.63,"end":528.54,"speakerId":2},{"text":"Bom dia, senhor Carlos, se estiver me ouvindo, pode ativar o microfone e a Câmera, por favor.","language":"pt","start":546.77,"end":551.09,"speakerId":1},{"text":"Vemos sinceras.","language":"pt","start":560.17,"end":561,"speakerId":7},{"text":"A partir de agora, o senhor é obrigado a responder a verdade sobre tudo que for perguntado aqui, tá certo?","language":"pt","start":564.93,"end":570.92,"speakerId":1},{"text":"Só pode falar sobre aquilo que o senhor viu, não é o que alguém disse, o senhor acha apenas o que o senhor presenciou diretamente?","language":"pt","start":572.13,"end":581.75,"speakerId":1},{"text":"OK.","language":"pt","start":582.13,"end":582.55,"speakerId":7},{"text":"Se o senhor mentir ou esconder algum fato, o senhor poderá ser multado ou preso por crime de Falso Testemunho.","language":"pt","start":583.75,"end":591.96,"speakerId":1},{"text":"Ficou claro?","language":"pt","start":592.9599999999999,"end":593.7299999999999,"speakerId":1},{"text":"Qual é o nome completo do senhor?","language":"pt","start":600.23,"end":601.8100000000001,"speakerId":1},{"text":"Carlúcio Ferreira de Souza.","language":"pt","start":602.42,"end":603.91,"speakerId":7},{"text":"Sousa com s ou com z?","language":"pt","start":605,"end":606.47,"speakerId":1},{"text":"Oz.","language":"pt","start":606.75,"end":607.27,"speakerId":7},{"text":"Qual OCPF do senhor?","language":"pt","start":609.67,"end":610.88,"speakerId":1},{"text":"498.","language":"pt","start":611.29,"end":612.43,"speakerId":7},{"text":"110, 29172.","language":"pt","start":613.22,"end":615.87,"speakerId":7},{"text":"O senhor trabalhou na cidade comércio e indústria?\n\nPrimeira Testemunha do Reclamante:\nSim.\n\nJuiz:\nQuando?","language":"pt","start":647.42,"end":650.2299999999999,"speakerId":1},{"text":"De 12 de 2019 a 3 de 22, 2022.","language":"pt","start":655.27,"end":661.38,"speakerId":7},{"text":"Qual era a função do senhor lá?","language":"pt","start":662.17,"end":663.41,"speakerId":1},{"text":"Ainda 2 terno?","language":"pt","start":663.9499999999999,"end":664.8499999999999,"speakerId":7},{"text":"É. É.","language":"pt","start":669.91,"end":671.1,"speakerId":1},{"text":"É o senhor vendia que tipo de produtos?","language":"pt","start":677.11,"end":679.09,"speakerId":1},{"text":"Cortes de frango, suínos e alguma coisa relacionada ao bovino também.","language":"pt","start":680.52,"end":684.31,"speakerId":7},{"text":"Os clientes eram supermercados, açougues?","language":"pt","start":685.12,"end":688.74,"speakerId":1},{"text":"Supermercados, açougues e restaurantes.","language":"pt","start":689.4699999999999,"end":691.18,"speakerId":7},{"text":"Certo, o senhor tinha uma lista definida de estabelecimentos a serem visitados diariamente?","language":"pt","start":693.0899999999999,"end":699.6999999999999,"speakerId":1},{"text":"Sim, senhor.","language":"pt","start":700.15,"end":700.8299999999999,"speakerId":7},{"text":"O tempo.","language":"pt","start":705.98,"end":707.11,"speakerId":1},{"text":"Que o senhor permanecia em cada estabelecimento?","language":"pt","start":707.9699999999999,"end":711.1399999999999,"speakerId":1},{"text":"Era sempre o mesmo, ou era variado?\nPrimeira Testemunha do Reclamante:\nVariado.","language":"pt","start":712.31,"end":714.29,"speakerId":1},{"text":"Variava em função de que?","language":"pt","start":716.3399999999999,"end":719.3199999999999,"speakerId":1},{"text":"De negociações?","language":"pt","start":720.1999999999999,"end":721.17,"speakerId":7},{"text":"Então o senhor fazia as negociações também poderia demorar.","language":"pt","start":722.43,"end":725.16,"speakerId":1},{"text":"Mais ou menos.","language":"pt","start":725.17,"end":725.8399999999999,"speakerId":1},{"text":"Sim, sim.","language":"pt","start":726.05,"end":727.16,"speakerId":7},{"text":"E acontecia também de a pessoa com quem o senhor.","language":"pt","start":728.73,"end":732.03,"speakerId":1},{"text":"Tratava estar ausente do estabelecimento.","language":"pt","start":732.77,"end":735.42,"speakerId":1},{"text":"Nesse caso, o que que o senhor fazia? Voltava depois ou deixava para outro dia?","language":"pt","start":738.02,"end":741.34,"speakerId":1},{"text":"É ou voltava depois, ou fazia por telefone.","language":"pt","start":741.6899999999999,"end":744.9899999999999,"speakerId":7},{"text":"Isso era comum acontecer.","language":"pt","start":746.24,"end":747.52,"speakerId":1},{"text":"Sim, sim.","language":"pt","start":747.87,"end":748.55,"speakerId":7},{"text":"Certo? O senhor diria que qual era o.","language":"pt","start":750.98,"end":752.78,"speakerId":1},{"text":"Período mínimo e o máximo que o senhor gastava em cada negociação.","language":"pt","start":753.52,"end":757.55,"speakerId":1},{"text":"Em torno de 40.","language":"pt","start":759.06,"end":760.8399999999999,"speakerId":7},{"text":"40 minutos ,30 a 40 minutos.","language":"pt","start":761.68,"end":763.76,"speakerId":7},{"text":"Era só essa variação, 10 minutos no máximo?","language":"pt","start":766.5899999999999,"end":769.7199999999999,"speakerId":1},{"text":"É uma média de de 40 minutos.","language":"pt","start":769.9699999999999,"end":772.3399999999999,"speakerId":7},{"text":"Pra ficar um...","language":"pt","start":772.51,"end":773.14,"speakerId":7},{"text":"É, e se os os clientes não estivesse aí, se eu.","language":"pt","start":776.68,"end":781.2299999999999,"speakerId":1},{"text":"Faria uma...","language":"pt","start":782.0899999999999,"end":782.5699999999999},{"text":"Permanecia quanto tempo?","language":"pt","start":782.13,"end":783.02,"speakerId":1},{"text":"Faria uma conexão, né? E a gente falaria mais tarde.","language":"pt","start":783.64,"end":786.38,"speakerId":7},{"text":"É o reclamante, Fábio Carvalho da Costa. Ele exercia a mesma função com o senhor?\n\nPrimeira Testemunha do Reclamante:\nSim.","language":"pt","start":799.27,"end":805.41,"speakerId":1},{"text":"Que perguntas pelo?","language":"pt","start":810.23,"end":811.91,"speakerId":1},{"text":"La pelo reclamante, doutora Mário.","language":"pt","start":813.4,"end":815.27,"speakerId":1},{"text":"Pode perguntar diretamente.","language":"pt","start":817.2199999999999,"end":818.3899999999999,"speakerId":1},{"text":"Ao horário de trabalho?","language":"pt","start":817.49,"end":819.28,"speakerId":2},{"text":"De 8, de 8 às 19.","language":"pt","start":821.16,"end":824.43,"speakerId":7},{"text":"De 8 às 19.","language":"pt","start":825.41,"end":826.3299999999999,"speakerId":7},{"text":"Isso de segunda a sexta?","language":"pt","start":832.86,"end":834.5600000000001,"speakerId":2},{"text":"Segunda a sexta e sábados.","language":"pt","start":835.18,"end":837.13,"speakerId":7},{"text":"O era o mesmo horário, no sábado.\nPrimeira Testemunha do Reclamante:\nSim.","language":"pt","start":838.2099999999999,"end":840.28,"speakerId":2},{"text":"Quanto tempo de intervalo?","language":"pt","start":844.27,"end":845.6899999999999,"speakerId":2},{"text":"Em torno de 30 minutos.","language":"pt","start":846.56,"end":848.0799999999999,"speakerId":7},{"text":"É você?","language":"pt","start":850.16,"end":852.4,"speakerId":2},{"text":"É a empresa tinha uma folha de ponto.","language":"pt","start":853.0699999999999,"end":855.4,"speakerId":2},{"text":"É, eu não assinava No No dia, né, era mensal, a cada 2 meses Era. vim essa folha para ser preenchida.","language":"pt","start":857.16,"end":864.3399999999999,"speakerId":7},{"text":"Vocês mesmo que preenchiam.","language":"pt","start":865.0999999999999,"end":866.6899999999999,"speakerId":2},{"text":"Sim, sim.","language":"pt","start":866.6899999999999,"end":867.4899999999999,"speakerId":7},{"text":"O horário lá, você preenchia, está correto.","language":"pt","start":867.86,"end":871.08,"speakerId":2},{"text":"É, não preenchia dentro do do padrão, né? Que que seria de 8 às 19? Tinha um. A empresa exigia que a gente fizesse um horário pré determinado por eles lá no preenchimento.","language":"pt","start":873.06,"end":883.5899999999999,"speakerId":7},{"text":"Geralmente em aí vocês colocavam o horário de entrada e saída.","language":"pt","start":885.29,"end":890.2199999999999,"speakerId":2},{"text":"É isso, horário de entrada e saída.","language":"pt","start":890.74,"end":893.07,"speakerId":7},{"text":"E de almoço.","language":"pt","start":893.31,"end":894,"speakerId":7},{"text":"Diferente, diferente do horário que você saiu.","language":"pt","start":893.4599999999999,"end":895.9999999999999,"speakerId":2},{"text":"Sim, sim.","language":"pt","start":896.18,"end":896.8499999999999,"speakerId":7},{"text":"E o intervalo era anotado na folha de ponto.","language":"pt","start":898.29,"end":901.39,"speakerId":2},{"text":"Quando vinha, tinha que ser anotado por 2 horas.","language":"pt","start":902.3,"end":905.3399999999999,"speakerId":7},{"text":"Você tinha anotado lá 2 horas.","language":"pt","start":908.0999999999999,"end":910.0999999999999,"speakerId":2},{"text":"Tinha que anotar 2 horas.","language":"pt","start":910.38,"end":911.95,"speakerId":7},{"text":"Quem determinava isso?","language":"pt","start":913.25,"end":914.33,"speakerId":2},{"text":"A gerência e a supervisão.","language":"pt","start":915.54,"end":916.8499999999999,"speakerId":7},{"text":"Então vocês vão preencher essa folha diariamente?","language":"pt","start":920.9699999999999,"end":923.8399999999999,"speakerId":2},{"text":"Não, não.","language":"pt","start":924.01,"end":924.63,"speakerId":7},{"text":"Em média, qual? Qual era a sua remuneração?","language":"pt","start":930.18,"end":933.15,"speakerId":2},{"text":"Minha, na faixa de de 6.","language":"pt","start":934.52,"end":937.16,"speakerId":7},{"text":"6 a 7.","language":"pt","start":938.25,"end":939.27,"speakerId":7},{"text":"Você trabalhava de carro ou de moto?","language":"pt","start":943.04,"end":944.9,"speakerId":2},{"text":"Trabalhei um período de carro.","language":"pt","start":946.3399999999999,"end":947.81,"speakerId":7},{"text":"E logo em seguida, de moto.","language":"pt","start":947.8199999999999,"end":949.17,"speakerId":7},{"text":"Você recebia o alguma ajuda da empresa?","language":"pt","start":950.6899999999999,"end":953.9599999999999,"speakerId":2},{"text":"300, BRL.","language":"pt","start":955.0899999999999,"end":956.0699999999999,"speakerId":7},{"text":"Minhas, os 300 BRL era para quê?","language":"pt","start":956.77,"end":958.77,"speakerId":2},{"text":"Para combustível.\nAdvogada do reclamante:\nE cobria?","language":"pt","start":959.91,"end":961.0699999999999,"speakerId":7},{"text":"Não, não.","language":"pt","start":963.01,"end":963.64,"speakerId":7},{"text":"Qual era a sua área de atuação, sua região?","language":"pt","start":965.16,"end":967.8399999999999,"speakerId":2},{"text":"É águas claras e Areal.","language":"pt","start":967.67,"end":969.8199999999999,"speakerId":7},{"text":"Então, e a ajuda? A manutenção, seguro DPVAT? A empresa dava algum alguma ajuda nesse sentido?","language":"pt","start":971.81,"end":978.4599999999999,"speakerId":2},{"text":"Não, não.","language":"pt","start":978.75,"end":979.4,"speakerId":7},{"text":"O carro e a moto era seu?\nPrimeira Testemunha do Reclamante:\nSim.","language":"pt","start":980.8299999999999,"end":982.4,"speakerId":2},{"text":"A empresa pagava aluguel?\nPrimeira Testemunha do Reclamante:\nNão.","language":"pt","start":984,"end":985.33,"speakerId":2},{"text":"Você. Você trabalhava no feriado?","language":"pt","start":988.68,"end":990.9499999999999,"speakerId":2},{"text":"Sim, só não é Natal.","language":"pt","start":992.02,"end":995.16,"speakerId":7},{"text":"E Ano-Novo, né?","language":"pt","start":995.17,"end":995.9599999999999,"speakerId":7},{"text":"Está certo?","language":"pt","start":997.56,"end":998.64,"speakerId":0},{"text":"Esse horário que você falou é o horário mais ou menos para todos os vendedores?","language":"pt","start":999.3,"end":1005.41,"speakerId":2},{"text":"Sim, todos que eu conheci tinha essa mesmo, esse mesmo projeto.","language":"pt","start":1006.4799999999999,"end":1010.7399999999999,"speakerId":7},{"text":"Tá, isso inclui o reclamante?\nPrimeira Testemunha do Reclamante:\nSim.","language":"pt","start":1012.37,"end":1013.8,"speakerId":2},{"text":"Sem mais perguntas, Excelência.","language":"pt","start":1018.28,"end":1019.4499999999999,"speakerId":2},{"text":"Doutora Mayra, meu.","language":"pt","start":1047.6599999999999,"end":1048.9699999999998,"speakerId":1},{"text":"A senhora tem perguntas a testemunha?","language":"pt","start":1051.03,"end":1052.6499999999999,"speakerId":1},{"text":"Tem perguntas?","language":"pt","start":1053.96,"end":1054.71,"speakerId":4},{"text":"OK, quem é a próxima doutora, Magda?","language":"pt","start":1057.43,"end":1059.98,"speakerId":1},{"text":"Eu vou ouvir o Tiago.","language":"pt","start":1061.61,"end":1063.4399999999998,"speakerId":2},{"text":"Trazer o Tiago.","language":"pt","start":1068.28,"end":1069.36,"speakerId":1},{"text":"Pois não?","language":"pt","start":1090.08,"end":1090.49,"speakerId":1},{"text":"Contradita, porque OA testemunha tem processo contra a empresa reclamada.","language":"pt","start":1091.4199999999998,"end":1096.4099999999999,"speakerId":4},{"text":"Certo, senhor Tiago confirma que tem reclamação contra a empresa.","language":"pt","start":1100.45,"end":1104.46,"speakerId":1},{"text":"Desculpa, eu não ouvi.","language":"pt","start":1107.6699999999998,"end":1108.6799999999998,"speakerId":1},{"text":"Santa muito baixo do senhor, tem como seu chegar mais o senhor tá com o celular?","language":"pt","start":1113.54,"end":1117.93,"speakerId":1},{"text":"Só registrar na testemunha foi contraditada por haver.","language":"pt","start":1124.5,"end":1128.77,"speakerId":1},{"text":"Ajuizado reclamação trabalhista.","language":"pt","start":1129.81,"end":1131.8,"speakerId":1},{"text":"Outra reclamada.","language":"pt","start":1139.95,"end":1140.92,"speakerId":1},{"text":"Às vezes a da reclamação trabalhista.","language":"pt","start":1142.25,"end":1144.09,"speakerId":1},{"text":"Para a contradita indeferida.","language":"pt","start":1154.32,"end":1157.29,"speakerId":1},{"text":"Com a par, nós somos 357, barra TST.","language":"pt","start":1158.58,"end":1162.1299999999999,"speakerId":1},{"text":"357.","language":"pt","start":1169.1299999999999,"end":1170.3799999999999,"speakerId":1},{"text":"Ressaltando este juízo que as circunstâncias do ajuizamento.","language":"pt","start":1176.81,"end":1180.56,"speakerId":1},{"text":"Será sopesada na valoração da prova.","language":"pt","start":1187.6299999999999,"end":1191.03,"speakerId":1},{"text":"Circunstância do ajuizamento, será só pesada.","language":"pt","start":1194.72,"end":1198.49,"speakerId":1},{"text":"A valoração da prova.","language":"pt","start":1200.37,"end":1201.8,"speakerId":1},{"text":"Digo, sobre o respeito aos protestos da reclamada.","language":"pt","start":1204.1299999999999,"end":1206.58,"speakerId":1},{"text":"Senhor Tiago, o senhor é obrigado a partir de agora, a responder a verdade sobre tudo que for perguntado aqui está certo?","language":"pt","start":1222.19,"end":1227.73,"speakerId":1},{"text":"Tá, pode falar sobre aquilo que o senhor viu, está bom?","language":"pt","start":1231.34,"end":1233.99,"speakerId":1},{"text":"Não é o que alguém disse, ou o senhor acha só o que o.","language":"pt","start":1234.7,"end":1237.31,"speakerId":1},{"text":"Senhor, presenciou pessoalmente.","language":"pt","start":1237.32,"end":1239.06,"speakerId":1},{"text":"Se o senhor mentir ou esconder algum fato, o senhor poderá ser multado ou preso por crime de Falso Testemunho.","language":"pt","start":1240.07,"end":1247.26,"speakerId":1},{"text":"Ficou claro?","language":"pt","start":1247.99,"end":1248.73,"speakerId":1},{"text":"Estou preocupado aqui com o áudio do senhor Tiago. As partes estão ouvindo bem.","language":"pt","start":1252.8999999999999,"end":1258.55,"speakerId":1},{"text":"Está dando pão visto ali está um pouquinho baixa. Você estaria se quer que eu peça a minha secretária para ver se consegue aumentar um pouco.","language":"pt","start":1262.8999999999999,"end":1270.1999999999998,"speakerId":2},{"text":"o som dele?","language":"pt","start":1270.73,"end":1271.3700000000001,"speakerId":2},{"text":"A quero sim, se se puder ter.","language":"pt","start":1271.82,"end":1274.83,"speakerId":1},{"text":"Tá, só um minutinho.","language":"pt","start":1274.87,"end":1276.07,"speakerId":2},{"text":"Nós estamos gravando, se não, a transcrição não vai funcionar.","language":"pt","start":1276.1699999999998,"end":1279.37,"speakerId":1},{"text":"Alguém ligou, não tá baixo ainda.","language":"pt","start":1327.81,"end":1331.1699999999998,"speakerId":2},{"text":"Por muito.","language":"pt","start":1331.81,"end":1332.6,"speakerId":0},{"text":"Eu só pode falar alguma coisa, senhor Tiago.","language":"pt","start":1333.46,"end":1337.33,"speakerId":1},{"text":"Sou Tiago, meu.","language":"pt","start":1341.81,"end":1342.6299999999999,"speakerId":1},{"text":"Meritíssimo, sou me escuta agora.","language":"pt","start":1364.86,"end":1366.7099999999998,"speakerId":5},{"text":"Agora está perfeito.","language":"pt","start":1367,"end":1368.07,"speakerId":1},{"text":"Suas tecnologias não é excelente.","language":"pt","start":1372.31,"end":1374.19,"speakerId":2},{"text":"Qual é o nome completo do senhor, por favor?","language":"pt","start":1379.57,"end":1381.5,"speakerId":1},{"text":"É Tiago, com Th Batista cordeiro.","language":"pt","start":1382.31,"end":1385.8,"speakerId":5},{"text":"Qual OCPF?","language":"pt","start":1392.71,"end":1393.49,"speakerId":1},{"text":"É o 001.","language":"pt","start":1394.58,"end":1395.8799999999999,"speakerId":5},{"text":"9440-0140.","language":"pt","start":1396.6799999999998,"end":1400.56,"speakerId":5},{"text":"Certo? É doutora Marta, pode fazer as perguntas diretamente à testemunha.","language":"pt","start":1406.82,"end":1411.87,"speakerId":1},{"text":"O qual o período de trabalho dele.","language":"pt","start":1415.33,"end":1417.96,"speakerId":2},{"text":"Só pode responder às perguntas da advogada seu Tiago?","language":"pt","start":1421.61,"end":1424.35,"speakerId":1},{"text":"Pior, quando que você começou a trabalhar? Quando que você saiu da empresa?","language":"pt","start":1428.75,"end":1433.77,"speakerId":2},{"text":"Eu iniciei a minha atividade na freato em 2014, junho de ","language":"pt","start":1434.56,"end":1440.11,"speakerId":5},{"text":"2014.","language":"pt","start":1440.12,"end":1441.28,"speakerId":5},{"text":"E terminei OA minha atividade na fre, ato em fevereiro de 2022.","language":"pt","start":1441.6899999999998,"end":1447.2499999999998,"speakerId":5},{"text":"Qual o horário de trabalho?","language":"pt","start":1451.24,"end":1452.78,"speakerId":2},{"text":"De segunda a sexta?","language":"pt","start":1453.31,"end":1454.6,"speakerId":2},{"text":"A gente iniciava.","language":"pt","start":1453.47,"end":1454.55,"speakerId":5},{"text":"8 da manhã e terminava às 19 e 30.","language":"pt","start":1454.56,"end":1457.96,"speakerId":5},{"text":"De que dia, que dia?","language":"pt","start":1461.21,"end":1462.57,"speakerId":2},{"text":"E segunda a sexta a gente iniciava às 8 da manhã, encerrava às 19 e 30 e no sábado a gente iniciava às 8 da manhã e encerrava às 18:00.","language":"pt","start":1463.6599999999999,"end":1472.8999999999999,"speakerId":5},{"text":"Quanto tempo de intervalo?","language":"pt","start":1474.21,"end":1475.58,"speakerId":2},{"text":"30 minutos.","language":"pt","start":1476.34,"end":1477.1399999999999,"speakerId":5},{"text":"Tinha folha de ponto lá?","language":"pt","start":1482.29,"end":1483.8799999999999,"speakerId":2},{"text":"É a folha.","language":"pt","start":1485.54,"end":1486.17,"speakerId":5},{"text":"De in ponto, assim.","language":"pt","start":1486.1799999999998,"end":1487.3899999999999,"speakerId":5},{"text":"Que eu entrei, não.","language":"pt","start":1487.3999999999999,"end":1488.1799999999998,"speakerId":5},{"text":"Quando foi, passou a ter folha de ponto lá?","language":"pt","start":1492.79,"end":1495.34,"speakerId":2},{"text":"Em 2018, em 2018.","language":"pt","start":1495.09,"end":1497.58,"speakerId":5},{"text":"Ou menos?","language":"pt","start":1495.35,"end":1495.7099999999998,"speakerId":2},{"text":"O que frequência você anotar essa sua linha? Que ponto era diariamente mensalmente como?","language":"pt","start":1501.1899999999998,"end":1505.6599999999999,"speakerId":2},{"text":"É que era.","language":"pt","start":1505.6699999999998,"end":1506.1699999999998,"speakerId":2},{"text":"A folha de ponto. A gente tinha um intervalo a cada 2 meses, a gente preenchia 2 folhas de ponto.","language":"pt","start":1509.6499999999999,"end":1515.2699999999998,"speakerId":5},{"text":"O horário que tá na folha de ponto está correto?\nSegunda Testemunha do Reclamante:\nNão.\nAdvogada do Reclamante?\nPor que?","language":"pt","start":1521.02,"end":1524.73,"speakerId":2},{"text":"Porque é o número de aleatório, né? Posso explicar?\nJuiz:\nSim.","language":"pt","start":1532.06,"end":1536.08,"speakerId":5},{"text":"Porque no na folha de ponto a gente não coloca o término da da atividade porque é 19 e 30, a gente coloca 18 horas e o intervalo a gente é obrigado a preencher até as 14:00, tendo 2 horas de almoço e na verdade isso não funciona. O intervalo era 30 minutos.","language":"pt","start":1539.73,"end":1555.98,"speakerId":5},{"text":"Você trabalhava em feriado?\nSegunda Testemunha do Reclamante:\nSim.","language":"pt","start":1560.1,"end":1562.09,"speakerId":2},{"text":"Quais feriados?","language":"pt","start":1566.1399999999999,"end":1566.9299999999998,"speakerId":2},{"text":"Só não. Só não é.","language":"pt","start":1569.11,"end":1570.8899999999999,"speakerId":5},{"text":"Natal e Ano-Novo, mas todos que caiu na semana a gente trabalhava.","language":"pt","start":1571.76,"end":1575.31,"speakerId":5},{"text":"Exceto Natal, Ano-Novo.","language":"pt","start":1576.4499999999998,"end":1577.7199999999998,"speakerId":5},{"text":"Você trabalhava de carro ou de moto?","language":"pt","start":1581.52,"end":1584.54,"speakerId":2},{"text":"Eu, eu de carro.","language":"pt","start":1585.1399999999999,"end":1586.2099999999998,"speakerId":5},{"text":"Recebi alguma ajuda da empresa?","language":"pt","start":1588.75,"end":1591.72,"speakerId":2},{"text":"É a gente. Eu recebia 200 BRL.","language":"pt","start":1591.36,"end":1593.7099999999998,"speakerId":5},{"text":"Pra quê?\nSegunda Testemunha do Reclamante:\nCombustível.","language":"pt","start":1595.07,"end":1595.6699999999998,"speakerId":2},{"text":"E dava?","language":"pt","start":1598.04,"end":1598.69,"speakerId":2},{"text":"Qual era a região que você atua lá?","language":"pt","start":1600.36,"end":1601.99,"speakerId":2},{"text":"A minha região é Sobradinho e região.","language":"pt","start":1602.35,"end":1604.35,"speakerId":5},{"text":"Em média, mais ou menos. Qual era a sua remuneração?","language":"pt","start":1608.49,"end":1611.23,"speakerId":2},{"text":"É, está na casa de 9900 a 10000 BRL.","language":"pt","start":1612.07,"end":1615.54,"speakerId":5},{"text":"Só um minutinho, Excelência.\nSatisfeita.","language":"pt","start":1624.28,"end":1625.28,"speakerId":2},{"text":"Perguntas pela reclamada, doutora.","language":"pt","start":1638.99,"end":1641.49,"speakerId":1},{"text":"É, tem que ativar o microfone, doutor.","language":"pt","start":1648.03,"end":1649.85,"speakerId":1},{"text":"Excelência, se ele, quando trabalhava na empresa, também realiza vendas pelo telefone.","language":"pt","start":1655.71,"end":1661.38,"speakerId":4},{"text":"Sim, sim.","language":"pt","start":1663.04,"end":1664.43,"speakerId":5},{"text":"A empresa obrigava o senhor realizar a rota de veículo?","language":"pt","start":1667.87,"end":1672.01,"speakerId":4},{"text":"Sim, sim.","language":"pt","start":1673,"end":1674.24,"speakerId":5},{"text":"OK, sem mais perguntas, Excelência.","language":"pt","start":1676.1999999999998,"end":1678.09,"speakerId":4},{"text":"Tá certo, quem é outra testemunha, doutora Magda?","language":"pt","start":1680.6699999999998,"end":1684.1499999999999,"speakerId":1},{"text":"Então vou dispensar, sim.","language":"pt","start":1687.6699999999998,"end":1688.9899999999998,"speakerId":2},{"text":"Seria o?","language":"pt","start":1691.87,"end":1693.03,"speakerId":1},{"text":"Seria a senhora Ivone?","language":"pt","start":1694.5,"end":1695.81,"speakerId":2},{"text":"Vou admitir aqui só pra gente dispensar.","language":"pt","start":1697.6999999999998,"end":1700.8199999999997,"speakerId":1},{"text":"Bom dia, senhora Ivani, se estiver me ouvindo, pode ativar o microfone e a Câmera.","language":"pt","start":1708.9299999999998,"end":1713.0299999999997,"speakerId":1},{"text":"Só um minuto, por favor.","language":"pt","start":1715.53,"end":1716.56,"speakerId":5},{"text":"Bom dia, meu diz.","language":"pt","start":1718.85,"end":1719.86,"speakerId":5},{"text":"Bom dia, não é?","language":"pt","start":1721.29,"end":1721.97,"speakerId":1},{"text":"Necessário o depoimento da senhora a senhora pode se desconectar? Muito obrigado.","language":"pt","start":1722.55,"end":1726.49,"speakerId":1},{"text":"Tá OK? Obrigada.","language":"pt","start":1727.52,"end":1728.48},{"text":"Maira ou Maira?","language":"pt","start":1735.7099999999998,"end":1736.9599999999998,"speakerId":1},{"text":"Como se pronuncia?","language":"pt","start":1737,"end":1737.82,"speakerId":1},{"text":"Aí, doutora Mayra.","language":"pt","start":1739.22,"end":1740.47,"speakerId":1},{"text":"Vai ouvir quem primeiro?","language":"pt","start":1741.1599999999999,"end":1743.1999999999998,"speakerId":1},{"text":"O senhor Edmilson.","language":"pt","start":1743.85,"end":1745.08,"speakerId":4},{"text":"OK, já cliquei aqui.","language":"pt","start":1747.55,"end":1749.2,"speakerId":1},{"text":"Onde o senhor Edmilson, se estiver me ouvindo, pode ativar o microfone e a Câmera, por favor.","language":"pt","start":1761.59,"end":1766.25,"speakerId":1},{"text":"Sr. Edmilson, me ouve bem?","language":"pt","start":1780.1999999999998,"end":1781.2399999999998,"speakerId":1},{"text":"Olha, Denilson, está me ouvindo?","language":"pt","start":1791.7099999999998,"end":1793.2399999999998,"speakerId":1},{"text":"Você nessa busca, OPA, pergunta, pode, pode dispensar a mãe do reclamante?","language":"pt","start":1797.25,"end":1801.76,"speakerId":2},{"text":"Você sabe, a gente gosta que eles fica até o final.","language":"pt","start":1802.73,"end":1805.56,"speakerId":2},{"text":"Não, não pode, pode desconectar, obrigado.","language":"pt","start":1805.75,"end":1808.32,"speakerId":1},{"text":"Está ligado?","language":"pt","start":1808.85,"end":1809.6,"speakerId":2},{"text":"Até bom que economiza banda, que para os outros.","language":"pt","start":1812.56,"end":1815.29,"speakerId":1},{"text":"Senhor Edmilson, me ouve?","language":"pt","start":1818.36,"end":1820.05,"speakerId":1},{"text":"Certo, o senhor é obrigado a partir de agora, a responder a verdade sobre tudo que for perguntado aqui, tá certo?","language":"pt","start":1823.07,"end":1828.4399999999998,"speakerId":1},{"text":"Só pode falar sobre aquilo que o senhor vivo, né? O que alguém disse? Nem o.","language":"pt","start":1830.3899999999999,"end":1833.6,"speakerId":1},{"text":"Que o senhor acha apenas o que o senhor presenciou diretamente? Está bom?","language":"pt","start":1833.61,"end":1837.87,"speakerId":1},{"text":"Se o senhor mentir ou esconder algum fato.","language":"pt","start":1839.62,"end":1842.86,"speakerId":1},{"text":"O senhor poderá ser multado ou preso por crime de Falso Testemunho? Ficou claro.","language":"pt","start":1843.53,"end":1848.78,"speakerId":1},{"text":"Ok.","language":"pt","start":1852.75,"end":1853.14,"speakerId":8},{"text":"O senhor trabalha na empresa cidade?\nPrimeira Testemunnha da Reclamada:\nSim.","language":"pt","start":1855.1799999999998,"end":1857.35,"speakerId":1},{"text":"Há quanto tempo?","language":"pt","start":1859.12,"end":1859.8,"speakerId":1},{"text":"É 6 anos e 2 meses.","language":"pt","start":1860.9599999999998,"end":1863.1899999999998,"speakerId":8},{"text":"Qual é a função do senhor lá?","language":"pt","start":1863.81,"end":1865,"speakerId":1},{"text":"Eu sou vendedor externo.","language":"pt","start":1865.73,"end":1867.05,"speakerId":8},{"text":"O senhor tem uma lista de.","language":"pt","start":1877.6499999999999,"end":1880.5199999999998,"speakerId":1},{"text":"Estabelecimentos que o senhor visita diariamente?","language":"pt","start":1880.59,"end":1882.84,"speakerId":1},{"text":"Sim, tem um roteiro de visita.","language":"pt","start":1883.78,"end":1885.98,"speakerId":8},{"text":"E o senhor consegue cumprir todo dia esse roteiro?\nPrimeira Testemunnha da Reclamada:\nConsigo.","language":"pt","start":1888.76,"end":1892.12,"speakerId":1},{"text":"Em média, quanto dura cada atendimento, cada negociação com o cliente?","language":"pt","start":1895.36,"end":1900.52,"speakerId":1},{"text":"Ah, em média 10 minutos, talvez mais um pouco ou menos também, depende do cliente.","language":"pt","start":1902.8,"end":1908.95,"speakerId":8},{"text":"Até menos.","language":"pt","start":1909.78,"end":1910.58,"speakerId":8},{"text":"Certo, e quantas visitas o senhor faz por dia?","language":"pt","start":1913.3,"end":1916.04,"speakerId":1},{"text":"A minha de 25 a 30 clientes.","language":"pt","start":1918.4599999999998,"end":1920.8299999999997,"speakerId":8},{"text":"Qual é a área que o senhor atua?","language":"pt","start":1922.4299999999998,"end":1923.7099999999998,"speakerId":1},{"text":"Eu atuo aqui no Jardim Ingá, município Luziânia.","language":"pt","start":1924.8,"end":1927.69,"speakerId":8},{"text":"O senhor vai responder agora às perguntas da advogado da reclamada, doutora Mayra? Pode prosseguir?","language":"pt","start":1932.6699999999998,"end":1939.6599999999999,"speakerId":1},{"text":"Senhor Edmilson, o senhor trabalhou é o senhor trabalhou no mesmo período que o reclamante, Fábio?","language":"pt","start":1943.1599999999999,"end":1949.56,"speakerId":4},{"text":"Sim, eu acho que eu entrei bem antes, né?","language":"pt","start":1951.1399999999999,"end":1953.0099999999998,"speakerId":8},{"text":"Eu já tenho 6 anos de empresa.","language":"pt","start":1954.49,"end":1956.03,"speakerId":8},{"text":"É como que são feita a assinatura das folhas de ponto na empresa. A orientação que eles passam para o senhor.","language":"pt","start":1959,"end":1965.82,"speakerId":4},{"text":"É diário, né, a hora que eu começo é às 8, paro meio-dia, volto às 2, encerro às 18.","language":"pt","start":1967.31,"end":1975.6699999999998,"speakerId":8},{"text":"Entendi, é o senhor é, faz, é muitas. Vendas por WhatsApp, por telefone?","language":"pt","start":1978.05,"end":1985.98,"speakerId":4},{"text":"O senhor desativou o microfone, senhor Edmilson.","language":"pt","start":1991.7199999999998,"end":1995.0899999999997,"speakerId":1},{"text":"Agora, sim.","language":"pt","start":1998.78,"end":1999.71,"speakerId":1},{"text":"Você sabe.","language":"pt","start":2003.8999999999999,"end":2004.53,"speakerId":3},{"text":"É por telefone, tocou.","language":"pt","start":2006.07,"end":2007.03,"speakerId":8},{"text":"Isso é meu.","language":"pt","start":2006.24,"end":2007.02,"speakerId":4},{"text":"Não ouvi não, você pode repetir?","language":"pt","start":2007.86,"end":2009.37,"speakerId":8},{"text":"E o senhor realiza vendas também com auxílio do telefone?","language":"pt","start":2010.6799999999998,"end":2014.2599999999998,"speakerId":4},{"text":"Sim, pelo WhatsApp também faço venda.","language":"pt","start":2014.83,"end":2017.46,"speakerId":8},{"text":"E a empresa obriga que o senhor faça o trajeto com o seu veículo.","language":"pt","start":2019.08,"end":2023.97,"speakerId":4},{"text":"Não independente, eu posso trabalhar.","language":"pt","start":2026.61,"end":2029.01,"speakerId":8},{"text":"O veículo eu que escolho.","language":"pt","start":2029.86,"end":2030.9499999999998,"speakerId":8},{"text":"Entendi, tenho de medo de meio-dia às 2:00.","language":"pt","start":2033.36,"end":2049.94,"speakerId":0},{"text":"Eu fazendo minha rota, eu posso tentar de café de pé, se eu der.","language":"pt","start":2033.4299999999998,"end":2037.9599999999998,"speakerId":8},{"text":"Conta, né?","language":"pt","start":2037.9699999999998,"end":2038.6799999999998,"speakerId":8},{"text":"Certo, é o senhor tem o intervalo do almoço em casa?\nPrimeira Testemunnha da Reclamada:\nTenho, de meio-dia às 2 horas.","language":"pt","start":2040.6299999999999,"end":2046.09,"speakerId":4},{"text":"E o senhor anota o intervalo também no dia.","language":"pt","start":2051.4,"end":2053.7200000000003,"speakerId":4},{"text":"Na folha de ponto?\nPrimeira Testemunnha da Reclamada:\nIsso.","language":"pt","start":2053.73,"end":2055.15,"speakerId":4},{"text":"O senhor trabalha nos feriados? A empresa abre aos feriados?\nPrimeira Testemunnha da Reclamada:\nNão.","language":"pt","start":2058.23,"end":2061.32,"speakerId":4},{"text":"Entendi, e o senhor é, sabe como? Qual que era a rota do reclamante Fábio?","language":"pt","start":2065.87,"end":2071.2799999999997,"speakerId":4},{"text":"Eu sei, eu se eu não me engano, é a Ceilândia.","language":"pt","start":2072.79,"end":2074.92,"speakerId":8},{"text":"Ceilândia sul eu acho que fazia.","language":"pt","start":2074.93,"end":2076.58,"speakerId":8},{"text":"O senhor sabe mais ou menos quanto que era a quilometragem da rota deles, se era uma rota grande, média, mais ou menos quantos quilômetros?","language":"pt","start":2078.37,"end":2087.08,"speakerId":4},{"text":"Olha, eu vou basear pela minha porque foi dividida todas as rotas por dividida.","language":"pt","start":2088.5299999999997,"end":2092.81,"speakerId":8},{"text":"Eu Acredito ter uns 200 km por aí.","language":"pt","start":2093.81,"end":2096.88,"speakerId":8},{"text":"Ceilândia, suas que dá isso porque mais ou menos.","language":"pt","start":2097.8399999999997,"end":2099.93,"speakerId":8},{"text":"O senhor mencionou que a rota foi dividida. A empresa sempre faz a divisão das rotas?","language":"pt","start":2101.41,"end":2105.94,"speakerId":4},{"text":"Não, não sempre.","language":"pt","start":2108.5699999999997,"end":2109.35,"speakerId":8},{"text":"Foi uma vez que realmente estava muito grande, não deve. Não tinha condição da gente fazer a rota toda sozinho, entendeu?","language":"pt","start":2110.66,"end":2116.19,"speakerId":8},{"text":"Entendi. Então a empresa sempre está adaptando essas rotas.","language":"pt","start":2117.47,"end":2120.85,"speakerId":4},{"text":"Ela fez isso do dos 6 anos que eu estou lá. Fez isso uma vez com a minha rota, né? Eu não sei os demais aí com a.","language":"pt","start":2122.42,"end":2128.32,"speakerId":8},{"text":"Minha, foi.","language":"pt","start":2128.33,"end":2128.74,"speakerId":8},{"text":"Feita uma vez, porque era impossível.","language":"pt","start":2128.75,"end":2131.46,"speakerId":8},{"text":"Entendi, senhor Edmison, satisfeita","language":"pt","start":2143.29,"end":2145.12,"speakerId":4},{"text":"Então, essa pergunta.","language":"pt","start":2145.13,"end":2146.4,"speakerId":4},{"text":"É, senhor Edmilson, o senhor é tem a orientação da empresa para que haja o respeito nos grupos de WhatsApp e também dos pedidos para que sejam feitos no horário?","language":"pt","start":2146.71,"end":2160.2200000000003,"speakerId":4},{"text":"De expediente?","language":"pt","start":2162.2599999999998,"end":2163.2799999999997,"speakerId":4},{"text":"Como sim? A senhora pode repetir?","language":"pt","start":2162.48,"end":2166.59,"speakerId":8},{"text":"No horário de expediente?","language":"pt","start":2164.0299999999997,"end":2165.3399999999997,"speakerId":4},{"text":"A empresa.","language":"pt","start":2165.7799999999997,"end":2167.1,"speakerId":4},{"text":"No horário expediente.","language":"pt","start":2166.6,"end":2167.45,"speakerId":8},{"text":"Pode ser feito pelo WhatsApp também.","language":"pt","start":2169.15,"end":2171.14,"speakerId":8},{"text":"OK.","language":"pt","start":2169.27,"end":2169.81,"speakerId":4},{"text":"Entendi. A empresa orienta vocês para que não haja nenhum pedido fora do horário do expediente ou ela deixa livre? Ela orienta ou não?","language":"pt","start":2172.68,"end":2182.1099999999997,"speakerId":4},{"text":"Não. Nem que se ela quiser, o sistema trava.","language":"pt","start":2184.0899999999997,"end":2186.35,"speakerId":8},{"text":"Né, doutora?","language":"pt","start":2186.36,"end":2187.04,"speakerId":8},{"text":"Às 18:00 em ponto trava, não consegue passar mais nada.","language":"pt","start":2187.43,"end":2190.12,"speakerId":8},{"text":"Entendi. Ok, satisfeito, excelência.","language":"pt","start":2191.24,"end":2193.81,"speakerId":4},{"text":"É perguntas pela reclamante, doutora Magda.","language":"pt","start":2200.71,"end":2204.55,"speakerId":1},{"text":"É, aconteceu dele passar das 18:00.","language":"pt","start":2208.65,"end":2211.89,"speakerId":2},{"text":"Trabalhar um pouco mais depois?","language":"pt","start":2213.33,"end":2214.7,"speakerId":2},{"text":"Se acontece? Não, porque não... não.","language":"pt","start":2217.81,"end":2218.94,"speakerId":8},{"text":"Certo.","language":"pt","start":2219.37,"end":2221.0299999999997,"speakerId":2},{"text":"Quanto é que o senhor recebe por mês de ajuda combustível?","language":"pt","start":2238.02,"end":2241.86,"speakerId":2},{"text":"400, BRL.","language":"pt","start":2243.5099999999998,"end":2244.5099999999998,"speakerId":8},{"text":"Mais alguma coisa sem ser esses 400 por combustível?","language":"pt","start":2246.75,"end":2250.76,"speakerId":2},{"text":"Em relação ao seu veículo, a sua moto, o.","language":"pt","start":2251.38,"end":2253.52,"speakerId":2},{"text":"seu Uber?","language":"pt","start":2253.5299999999997,"end":2254.1299999999997},{"text":"Não é os 400 BRL ou até o ticket alimentação, né?","language":"pt","start":2255.2599999999998,"end":2258.9399999999996,"speakerId":8},{"text":"Sem mais perguntas, Excelência.","language":"pt","start":2261.98,"end":2262.71,"speakerId":2},{"text":"OK?","language":"pt","start":2263.79,"end":2264.19,"speakerId":8},{"text":"É sede mesmo, só podia informar o seu CPF.","language":"pt","start":2269.4,"end":2272.62,"speakerId":1},{"text":"É 414.","language":"pt","start":2274.15,"end":2275.61,"speakerId":8},{"text":"463.","language":"pt","start":2276.7,"end":2277.85,"speakerId":8},{"text":"801.","language":"pt","start":2278.7999999999997,"end":2279.7799999999997,"speakerId":8},{"text":"49.","language":"pt","start":2280.44,"end":2281.3,"speakerId":8},{"text":"Doutora Mayra vai vir o testemunha, Alexandre.","language":"pt","start":2293.93,"end":2296.37,"speakerId":1},{"text":"Sim, excelência.","language":"pt","start":2297.7599999999998,"end":2298.81,"speakerId":4},{"text":"Senhor Alexandre, me ouve bem.","language":"pt","start":2307.12,"end":2308.42,"speakerId":1},{"text":"O senhor é obrigado a partir de agora, a responder a verdade sobre tudo que for.","language":"pt","start":2312.25,"end":2315.28,"speakerId":1},{"text":"Perguntado aqui está certo?","language":"pt","start":2315.29,"end":2316.52,"speakerId":1},{"text":"Só pode falar sobre aquilo que o senhor viu, não é o que alguém disse, o senhor acha? Ouvi dizer só aquilo que o senhor presenciou diretamente?","language":"pt","start":2318.23,"end":2326.64,"speakerId":1},{"text":"OK, se.","language":"pt","start":2328.19,"end":2329.86,"speakerId":1},{"text":"O senhor mentir ou esconder algum fato? O senhor poderá ser multado ou preso por crime de Falso Testemunho? Ficou claro.","language":"pt","start":2329.93,"end":2338.47,"speakerId":1},{"text":"Sim, sim, escritores.","language":"pt","start":2339.12,"end":2340.48,"speakerId":6},{"text":"O senhor vai responder agora as perguntas? A advogada da empresa, Dra.","language":"pt","start":2342.83,"end":2347.31,"speakerId":1},{"text":"As, só o seu CPF, por favor, senhor Alexandre.","language":"pt","start":2350.4,"end":2353.9,"speakerId":1},{"text":"150.","language":"pt","start":2354.8199999999997,"end":2355.87,"speakerId":6},{"text":"849.","language":"pt","start":2356.93,"end":2358.16,"speakerId":6},{"text":"058.","language":"pt","start":2360.0699999999997,"end":2361.4999999999995,"speakerId":6},{"text":"9 e meia?","language":"pt","start":2362.7,"end":2363.6499999999996,"speakerId":6},{"text":"Alexandre Oliveira tem mais algum sobrenome?","language":"pt","start":2368.89,"end":2371.48,"speakerId":1},{"text":"Alexandre Luiz de Oliveira.","language":"pt","start":2372.14,"end":2374.2799999999997,"speakerId":6},{"text":"Doutora Mayra, pode prosseguir.","language":"pt","start":2381.8199999999997,"end":2383.87,"speakerId":1},{"text":"Amém, Excelência.","language":"pt","start":2385.41,"end":2386.8399999999997,"speakerId":4},{"text":"Senhor Alexandre, qual?","language":"pt","start":2386.95,"end":2387.95,"speakerId":4},{"text":"Que é a função do senhor na empresa?","language":"pt","start":2387.96,"end":2389.52,"speakerId":4},{"text":"Gerente comercial.","language":"pt","start":2390.56,"end":2391.84,"speakerId":6},{"text":"O senhor já estava na empresa quando?","language":"pt","start":2392.95,"end":2394.89,"speakerId":4},{"text":"O senhor Fábio trabalhava?\nSegunda Testemunha da Reclamada:\nSim.","language":"pt","start":2394.9,"end":2396.4900000000002,"speakerId":4},{"text":"E o senhor tem conhecimento de qualquer a rota que.","language":"pt","start":2399.22,"end":2403.18,"speakerId":4},{"text":"O senhor Fabio, fazia?","language":"pt","start":2403.19,"end":2404.4500000000003,"speakerId":4},{"text":"Ceilândia sul.","language":"pt","start":2405.21,"end":2406.43,"speakerId":6},{"text":"Como que era essa rota? Essa rota era uma rota extensa. Eu só estava mais ou menos quanto, qual que era a quilometragem dessa rota?","language":"pt","start":2408.44,"end":2415.27,"speakerId":4},{"text":"Quilometragem mensal em torno de 200 200 é quilômetros.","language":"pt","start":2417.27,"end":2424.28,"speakerId":6},{"text":"Entendi. O senhor é orienta a os seus funcionários para que eles façam o preenchimento da dos cartões de ponto diariamente?","language":"pt","start":2426.06,"end":2435.98,"speakerId":4},{"text":"Sim, senhora, diariamente.","language":"pt","start":2436.96,"end":2438.48,"speakerId":6},{"text":"E como que funciona o aplicativo de pedidos?","language":"pt","start":2440.4,"end":2443.4700000000003,"speakerId":4},{"text":"Ele está restrito ao horário das 8 às 12 e das 14 às 18.","language":"pt","start":2445.0299999999997,"end":2450.2599999999998,"speakerId":6},{"text":"Ok. A empresa funciona no durante os feriados?","language":"pt","start":2452.98,"end":2456.58,"speakerId":4},{"text":"Não, senhora.","language":"pt","start":2457.71,"end":2458.41,"speakerId":6},{"text":"Entendi, e os os?","language":"pt","start":2460.5699999999997,"end":2463.1499999999996,"speakerId":4},{"text":"Vendedores são orientados a fazer essas rotas, a fazer essa atividade como?","language":"pt","start":2463.16,"end":2467.97,"speakerId":4},{"text":"E como eles preferirem, depende, depende da característica da rota. Têm rotas que eles podem parar, fazer a pé, bicicleta, coletivo, enfim, moto veículo. Fica a critério do próprio, mas a empresa não faz nenhuma exigência não.","language":"pt","start":2469.6099999999997,"end":2487.14,"speakerId":6},{"text":"Então a empresa nunca exigiu que o senhor Fábio realizasse ela no veículo dele?","language":"pt","start":2487.99,"end":2493.8599999999997,"speakerId":4},{"text":"O senhor sabe se ele fazia no veículo dele?","language":"pt","start":2495.7,"end":2498.4399999999996,"speakerId":4},{"text":"Sim, fazia pelo que eu sei, sai fazia com a moto dele.","language":"pt","start":2500.42,"end":2504.52,"speakerId":6},{"text":"OK, é, o senhor sabe se ele também realizava vendas pelo telefone pelo WhatsApp?","language":"pt","start":2506.41,"end":2512.73,"speakerId":4},{"text":"Sim, sim, é um aplicativo WhatsApp é usado por todos, na verdade.","language":"pt","start":2512.69,"end":2516.92,"speakerId":6},{"text":"OKEO título a título de diária de viagem, a empresa paga uma ajuda.","language":"pt","start":2519.13,"end":2523.78,"speakerId":4},{"text":"Para ele, pagava?","language":"pt","start":2523.79,"end":2525.3,"speakerId":4},{"text":"Sim, tem uma ajuda.","language":"pt","start":2525.6099999999997,"end":2527.4799999999996,"speakerId":6},{"text":"É o senhor se recorda de qualquer valor dessa ajuda?","language":"pt","start":2529.31,"end":2532.04,"speakerId":4},{"text":"Não recordo, doutora.","language":"pt","start":2532.5899999999997,"end":2533.7099999999996,"speakerId":6},{"text":"OK, sem mais perguntas, Excelência.","language":"pt","start":2534.62,"end":2536.73,"speakerId":4},{"text":"Doutora Magda, alguma pergunta?","language":"pt","start":2539.7999999999997,"end":2541.5099999999998,"speakerId":1},{"text":"Doutora Magda, pode ativar o microfone?","language":"pt","start":2556.39,"end":2558.72,"speakerId":1},{"text":"Alguma pergunta?","language":"pt","start":2560.5099999999998,"end":2561.33,"speakerId":1},{"text":"Doutora Magda.","language":"pt","start":2568.0099999999998,"end":2568.7499999999995,"speakerId":1},{"text":"Desculpa, excelência, sem perguntas.","language":"pt","start":2572.69,"end":2574.29,"speakerId":2},{"text":"Podemos encerrar então?","language":"pt","start":2580.94,"end":2582.15,"speakerId":1},{"text":"Se não houver mais nenhum registro, estão todos liberados. Muito obrigado.","language":"pt","start":2597.37,"end":2601.54,"speakerId":1}],"speakerNames":[null,"Juiz:","Advogada do Reclamante","Preposto da Reclamada","Advogada da Reclamada:","Segunda Testemunha do Reclamante:","Segunda Testemunha da Reclamada:","Primeira Testemunha do Reclamante:","Primeira Testemunnha da Reclamada:"]},"audioOneDriveItem":{"driveId":"b!LEkyIXzZM0mhYuyUrIUVMg7gK493zoFLqXYC1NXFa0GrHsXr2o3oSJsSoTB2vs1V","itemId":"01VNLY5WXZSVK6J3SEVJD37YSN6PVP3JCZ"}}}</storedTranscription>
-</file>
-
-<file path=customXml/item4.xml><?xml version="1.0" encoding="utf-8"?>
-<b:Sources xmlns:b="http://schemas.openxmlformats.org/officeDocument/2006/bibliography" xmlns="http://schemas.openxmlformats.org/officeDocument/2006/bibliography" SelectedStyle="\APASixthEditionOfficeOnline.xsl" StyleName="APA" Version="6"/>
-</file>
-
-<file path=customXml/item5.xml><?xml version="1.0" encoding="utf-8"?>
 <ct:contentTypeSchema xmlns:ct="http://schemas.microsoft.com/office/2006/metadata/contentType" xmlns:ma="http://schemas.microsoft.com/office/2006/metadata/properties/metaAttributes" ct:_="" ma:_="" ma:contentTypeName="Documento" ma:contentTypeID="0x010100EFBDAED1C572464D9FADE9344D0F4552" ma:contentTypeVersion="17" ma:contentTypeDescription="Crie um novo documento." ma:contentTypeScope="" ma:versionID="b7c6becfec0cc598ef84145471a841de">
   <xsd:schema xmlns:xsd="http://www.w3.org/2001/XMLSchema" xmlns:xs="http://www.w3.org/2001/XMLSchema" xmlns:p="http://schemas.microsoft.com/office/2006/metadata/properties" xmlns:ns2="cab9fda7-b00b-486e-9af2-2208dc8d0e1b" xmlns:ns3="eb3c6acd-4060-416e-91d3-f93f53774478" targetNamespace="http://schemas.microsoft.com/office/2006/metadata/properties" ma:root="true" ma:fieldsID="64b5cd1d563888d767c4813929fa5609" ns2:_="" ns3:_="">
     <xsd:import namespace="cab9fda7-b00b-486e-9af2-2208dc8d0e1b"/>
@@ -2887,42 +2869,35 @@
 </ct:contentTypeSchema>
 </file>
 
-<file path=customXml/itemProps1.xml><?xml version="1.0" encoding="utf-8"?>
-<ds:datastoreItem xmlns:ds="http://schemas.openxmlformats.org/officeDocument/2006/customXml" ds:itemID="{04BDB1D2-53DD-4B80-88E2-3DAF6DDA1BE1}">
-  <ds:schemaRefs>
-    <ds:schemaRef ds:uri="http://schemas.microsoft.com/sharepoint/v3/contenttype/forms"/>
-  </ds:schemaRefs>
-</ds:datastoreItem>
+<file path=customXml/item2.xml><?xml version="1.0" encoding="utf-8"?>
+<b:Sources xmlns:b="http://schemas.openxmlformats.org/officeDocument/2006/bibliography" xmlns="http://schemas.openxmlformats.org/officeDocument/2006/bibliography" SelectedStyle="\APASixthEditionOfficeOnline.xsl" StyleName="APA" Version="6"/>
 </file>
 
-<file path=customXml/itemProps2.xml><?xml version="1.0" encoding="utf-8"?>
-<ds:datastoreItem xmlns:ds="http://schemas.openxmlformats.org/officeDocument/2006/customXml" ds:itemID="{6A5AACFF-3E32-47BA-944D-085AE850BD8A}">
-  <ds:schemaRefs>
-    <ds:schemaRef ds:uri="http://schemas.microsoft.com/office/2006/metadata/properties"/>
-    <ds:schemaRef ds:uri="http://schemas.microsoft.com/office/infopath/2007/PartnerControls"/>
-    <ds:schemaRef ds:uri="cab9fda7-b00b-486e-9af2-2208dc8d0e1b"/>
-    <ds:schemaRef ds:uri="eb3c6acd-4060-416e-91d3-f93f53774478"/>
-  </ds:schemaRefs>
-</ds:datastoreItem>
+<file path=customXml/item3.xml><?xml version="1.0" encoding="utf-8"?>
+<storedTranscription xmlns="http://schemas.microsoft.com/office/transcription/2022">{"storageType":"DocumentXmlStorage","descriptor":{"transcription":{"transcriptSegments":[{"text":"Rogério, seu pai. Ele fazer agora as perguntas aprimorada.","language":"pt","start":12.86,"end":16.57,"speakerId":1},{"text":"Gabriele, o seu som está está um pouco baixo.","language":"pt","start":20.47,"end":23.369999999999997,"speakerId":2},{"text":"Sou. É.","language":"pt","start":22.95,"end":23.91,"speakerId":3},{"text":"Melhorou agora assim.","language":"pt","start":35.29,"end":37.42,"speakerId":3},{"text":"Doutora, só concorda. Parece que deu um eco, não foi?","language":"pt","start":39.989999999999995,"end":42.81999999999999,"speakerId":2},{"text":"Ou não?","language":"pt","start":44.089999999999996,"end":44.559999999999995,"speakerId":2},{"text":"Agora ficou bom. Bom.","language":"pt","start":46.64,"end":48.77,"speakerId":0},{"text":"Posso perguntar? Sim.","language":"pt","start":49.11,"end":50.17,"speakerId":2},{"text":"Tá certo?","language":"pt","start":52.919999999999995,"end":53.589999999999996,"speakerId":0},{"text":"O reclamante, ele assinava a folha de ponto.\n\nPreposto da Reclamada:\nSim.","language":"pt","start":54.309999999999995,"end":58.64999999999999,"speakerId":2},{"text":"Essas. Essas folhas de conto. Elas são preenchidas com que frequência?","language":"pt","start":61.91,"end":66.35,"speakerId":2},{"text":"Elas são preenchidas diariamente.","language":"pt","start":67.38,"end":69.50999999999999,"speakerId":3},{"text":"São preenchidas diariamente?","language":"pt","start":70.96,"end":72.19,"speakerId":2},{"text":"Isso pelo menos é o que a empresa solicita para todos os vendedores. Quando no início do.","language":"pt","start":72.34,"end":75.57000000000001,"speakerId":3},{"text":"Mês, quando entregar a folha de ponto.","language":"pt","start":75.58,"end":76.81,"speakerId":3},{"text":"Tinha trabalho no sábado?\n\nPreposto da Reclamada:\nOi?","language":"pt","start":79.75,"end":80.99,"speakerId":2},{"text":"Tinha trabalho ao sábado?","language":"pt","start":83,"end":84.91,"speakerId":2},{"text":"Nós trabalhávamos nos trabalhando até hoje, né? Os 2 primeiros sábados do mês.","language":"pt","start":85.28,"end":88.75,"speakerId":3},{"text":"Quanto tempo de intervalo?","language":"pt","start":90.85,"end":92.35,"speakerId":2},{"text":"Intervalo do almoço, 2 horas, meio-dia às 2.","language":"pt","start":93.41,"end":96.00999999999999,"speakerId":3},{"text":"E o qual horário durante a semana?","language":"pt","start":96.50999999999999,"end":99.19999999999999,"speakerId":2},{"text":"Horário, das 8 às 18, horário comercial mesmo.","language":"pt","start":99.67999999999999,"end":102.33999999999999,"speakerId":3},{"text":"Tá, e no sábado?","language":"pt","start":103.25999999999999,"end":104.96,"speakerId":2},{"text":"No sábado, a mesma coisa, das 8 às 18, com 2 horas de almoço, os 2 primeiros sábados.","language":"pt","start":106.03,"end":110.12,"speakerId":3},{"text":"Ele trabalhava de quê?\n\nPreposto da Reclamada:\nComo?","language":"pt","start":116.42999999999999,"end":117.77999999999999,"speakerId":2},{"text":"Ele trabalhava de carrou ou de moto?","language":"pt","start":119,"end":121.67,"speakerId":2},{"text":"Um, não tenho certeza porque.","language":"pt","start":122.91,"end":124.99,"speakerId":3},{"text":"A gente deixa liberado para trabalhar de.","language":"pt","start":125,"end":126.37,"speakerId":3},{"text":"Carro, moto, ônibus, bicicleta.","language":"pt","start":126.38,"end":128.51999999999998,"speakerId":3},{"text":"Tá. Então ele trabalhava no na moto ou no carro próprio?","language":"pt","start":129.97,"end":133.45,"speakerId":2},{"text":"Sim, acredito que sim.","language":"pt","start":134.04,"end":136.04999999999998,"speakerId":3},{"text":"Não tem certeza se era no.","language":"pt","start":138.81,"end":140.15,"speakerId":2},{"text":"Veículo, o carro próprio dele.","language":"pt","start":140.16,"end":141.81,"speakerId":2},{"text":"Acredito que sim, porque a todos os vendedores moram perto da rota, então tem alguns que vão de bicicleta, outros vão de carro, outros vão de moto.","language":"pt","start":142.79999999999998,"end":150.76,"speakerId":3},{"text":"Cada um vai de um meio, que é independente.","language":"pt","start":151.87,"end":154.14000000000001,"speakerId":3},{"text":"Está certo.","language":"pt","start":156.25,"end":157.18,"speakerId":2},{"text":"É a empresa, dá algum tipo de ajuda de custo para ele se locomover para fazer a rota?","language":"pt","start":157.9,"end":164.33,"speakerId":2},{"text":"Sim, ditamos o apoio mensal.","language":"pt","start":164.79,"end":167.12,"speakerId":3},{"text":"Qual o valor?","language":"pt","start":167.79999999999998,"end":168.52999999999997,"speakerId":2},{"text":"O valor atual é 500 BRL.","language":"pt","start":169.45999999999998,"end":171.15999999999997,"speakerId":3},{"text":"Na época dele, você lembra?","language":"pt","start":172.07999999999998,"end":173.77999999999997,"speakerId":2},{"text":"E não lembro na época deles se era o mesmo, se era menos.","language":"pt","start":174.79,"end":178.41,"speakerId":3},{"text":"Tem diferença de carro para moto?\n\nPreposto da Reclamada:\nNão.","language":"pt","start":180,"end":182.02,"speakerId":2},{"text":"É o mesmo valor?","language":"pt","start":183.88,"end":184.87,"speakerId":2},{"text":"Ajuda fixa.","language":"pt","start":185.15,"end":185.76000000000002,"speakerId":3},{"text":"Tá, você sabe se esse valor é para combustível?","language":"pt","start":186.67,"end":190.92,"speakerId":2},{"text":"Ou para que esse valor, que é pago mensalmente?","language":"pt","start":192.04999999999998,"end":194.30999999999997,"speakerId":2},{"text":"É um apoio geral. Aí o vendedor pode utilizar.","language":"pt","start":194.63,"end":198.29999999999998,"speakerId":3},{"text":"Para qualquer forma.","language":"pt","start":198.31,"end":199.5,"speakerId":3},{"text":"A combustível para passagem de ônibus, a demais gastos.","language":"pt","start":199.69,"end":204.05,"speakerId":3},{"text":"Qual era a área de atendimento?","language":"pt","start":205.01,"end":206.35999999999999,"speakerId":2},{"text":"De de atuação dele?","language":"pt","start":206.51,"end":207.85999999999999,"speakerId":2},{"text":"Um, se eu não me engano, o Ceilândia sul.","language":"pt","start":208.76999999999998,"end":210.93999999999997,"speakerId":3},{"text":"Melhor você.","language":"pt","start":211.92999999999998,"end":212.57999999999998,"speakerId":2},{"text":"Você sabe qual era a remuneração dele?","language":"pt","start":219.48,"end":221.64,"speakerId":2},{"text":"Remuneração é variável, né, vendedor é sempre variável.","language":"pt","start":222.86999999999998,"end":226.60999999999999,"speakerId":3},{"text":"Era um fixo mais variável?\n\nPreposto da Reclamada:\nIsso.","language":"pt","start":229.78,"end":231.33,"speakerId":2},{"text":"Mas o senhor não sabe o valor?","language":"pt","start":233.26,"end":234.69,"speakerId":2},{"text":"Não variava em torno de eu não me engano dele 4000 BRL por mês, 4 a 5000.","language":"pt","start":235.23,"end":240.79999999999998,"speakerId":3},{"text":"Tá, mas isso só de variado, mais o salário?","language":"pt","start":242.23,"end":245.41,"speakerId":2},{"text":"Não, isso é total, total.","language":"pt","start":246.01999999999998,"end":248.46999999999997,"speakerId":3},{"text":"Ele trabalhava em feriado?","language":"pt","start":251.78,"end":253.02,"speakerId":2},{"text":"Não. Feriado a empresa não funciona.","language":"pt","start":255.26999999999998,"end":256.45,"speakerId":3},{"text":"A empresa não funciona, né?","language":"pt","start":257.53999999999996,"end":258.84999999999997,"speakerId":2},{"text":"O ele tinha.","language":"pt","start":263.68,"end":266.7,"speakerId":2},{"text":"Ele tinha uma rota diária para cumprir?","language":"pt","start":267.59,"end":270.64,"speakerId":2},{"text":"Rota diária, não.","language":"pt","start":271.56,"end":272.77,"speakerId":3},{"text":"Ele tinha","language":"pt","start":274.38,"end":275.25,"speakerId":2},{"text":"Último tablet ou...?","language":"pt","start":278.32,"end":281.26,"speakerId":2},{"text":"Sim, eu tinha o Palm, que é onde faz a digitação dos pedidos.","language":"pt","start":280.65999999999997,"end":284.66999999999996,"speakerId":3},{"text":"Está certo.","language":"pt","start":285.72999999999996,"end":286.28,"speakerId":2},{"text":"E a área de atuação?","language":"pt","start":287.46,"end":288.71999999999997,"speakerId":2},{"text":"É atuação dele era na Ceilândia sul que trabalhava, né? Então, os clientes cadastrados Na Na base dele ficam disponíveis.","language":"pt","start":290.46999999999997,"end":298.13,"speakerId":3},{"text":"Você sabe quantos clientes ele atendia em média por dia?","language":"pt","start":298.83,"end":303.01,"speakerId":2},{"text":"Um... Não, não tenho esse número.","language":"pt","start":303.89,"end":305.38,"speakerId":3},{"text":"Excelência, eu estou satisfeita.","language":"pt","start":306.94,"end":307.61,"speakerId":2},{"text":"Ok?","language":"pt","start":317.34999999999997,"end":318.17999999999995,"speakerId":1},{"text":"É só um minuto.","language":"pt","start":338.31,"end":341.87,"speakerId":0},{"text":"Então é bom.","language":"pt","start":343.78999999999996,"end":345.65,"speakerId":2},{"text":"Quem é a primeira testemunha do reclamante?","language":"pt","start":353.84,"end":356.17999999999995,"speakerId":1},{"text":"É o senhor Edmilson, a do Edmilson, OK?","language":"pt","start":357.72999999999996,"end":362.27,"speakerId":4},{"text":"Excelência, eu fui, eu fui, eu falei sim, bem em cima da hora aqui. Com relação a folha de ponto, mas nós temos aí 7 meses em folha de ponto, mas a gente chamou muito a atenção nisso na época, que são vários, vários, vários meses, com anotação britânica.","language":"pt","start":362.43,"end":378.99,"speakerId":2},{"text":"E especialmente intervalo e final de de de jornada. Então eu estou pedindo a inversão do ônus.","language":"pt","start":380.57,"end":387.15,"speakerId":2},{"text":"É o... A jornada vai ser o único tema da prova?","language":"pt","start":393.82,"end":396.73,"speakerId":1},{"text":"Excelência, basicamente porque o pedido da citação, né?","language":"pt","start":400.29999999999995,"end":403.96,"speakerId":2},{"text":"Pedido desta ação, ele está. Ele basicamente sendo o maior pedido, né? Vamos colocar assim, são horas extras e intervalo. Aí tem a questão da ajuda de custo, mas que também é mais um direito do que dependente de matéria fática, né?","language":"pt","start":405.26,"end":422.28999999999996,"speakerId":2},{"text":"E uma diferença que tem no termo de rescisão e também, dependendo também vai ser mais matérias de direito que a matéria fática, né, documento.","language":"pt","start":423.78,"end":431.04999999999995,"speakerId":2},{"text":"Doutora, é. É, eu acho que não seria o caso.","language":"pt","start":441.71,"end":444.58,"speakerId":1},{"text":"Que a sua é?","language":"pt","start":444.7,"end":451.88,"speakerId":0},{"text":"Aplicação da.","language":"pt","start":446.21999999999997,"end":447.74999999999994,"speakerId":1},{"text":"Da inversão.","language":"pt","start":449.90999999999997,"end":450.89,"speakerId":2},{"text":"Eu estou vendo aqui são documentos.","language":"pt","start":452.45,"end":454.2,"speakerId":1},{"text":"As folhas de ponto manuscritas, né? E tem variações.","language":"pt","start":454.96,"end":458.34999999999997,"speakerId":1},{"text":"A, agora.","language":"pt","start":463.44,"end":464.54,"speakerId":1},{"text":"Eu não cheguei a ver aqui na réplica se foi, foi impugnada a.","language":"pt","start":467.60999999999996,"end":471.81999999999994,"speakerId":1},{"text":"veracidade dos registros?\n\nAdvogada do Reclamante:\nSim.","language":"pt","start":474.21999999999997,"end":475.80999999999995,"speakerId":1},{"text":"Então eu presumo que não haja interesse do reclamante de de juntada das folhas faltantes.","language":"pt","start":487.16999999999996,"end":493.10999999999996,"speakerId":1},{"text":"Se não houver, se não houver inversão, sem problemas também, mas estamos com 3 testemunhas.","language":"pt","start":505.67999999999995,"end":510.15999999999997,"speakerId":2},{"text":"Muito bem.","language":"pt","start":511.40999999999997,"end":511.97999999999996},{"text":"Certo, quem? Quem vai ser a primeira, então?","language":"pt","start":512.36,"end":514.4300000000001,"speakerId":1},{"text":"Qual o nome da primeira?","language":"pt","start":524.4499999999999,"end":525.3299999999999,"speakerId":1},{"text":"Tar, Lúcio.","language":"pt","start":527.63,"end":528.54,"speakerId":2},{"text":"Bom dia, senhor Carlos, se estiver me ouvindo, pode ativar o microfone e a Câmera, por favor.","language":"pt","start":546.77,"end":551.09,"speakerId":1},{"text":"Vemos sinceras.","language":"pt","start":560.17,"end":561,"speakerId":7},{"text":"A partir de agora, o senhor é obrigado a responder a verdade sobre tudo que for perguntado aqui, tá certo?","language":"pt","start":564.93,"end":570.92,"speakerId":1},{"text":"Só pode falar sobre aquilo que o senhor viu, não é o que alguém disse, o senhor acha apenas o que o senhor presenciou diretamente?","language":"pt","start":572.13,"end":581.75,"speakerId":1},{"text":"OK.","language":"pt","start":582.13,"end":582.55,"speakerId":7},{"text":"Se o senhor mentir ou esconder algum fato, o senhor poderá ser multado ou preso por crime de Falso Testemunho.","language":"pt","start":583.75,"end":591.96,"speakerId":1},{"text":"Ficou claro?","language":"pt","start":592.9599999999999,"end":593.7299999999999,"speakerId":1},{"text":"Qual é o nome completo do senhor?","language":"pt","start":600.23,"end":601.8100000000001,"speakerId":1},{"text":"Carlúcio Ferreira de Souza.","language":"pt","start":602.42,"end":603.91,"speakerId":7},{"text":"Sousa com s ou com z?","language":"pt","start":605,"end":606.47,"speakerId":1},{"text":"Oz.","language":"pt","start":606.75,"end":607.27,"speakerId":7},{"text":"Qual OCPF do senhor?","language":"pt","start":609.67,"end":610.88,"speakerId":1},{"text":"498.","language":"pt","start":611.29,"end":612.43,"speakerId":7},{"text":"110, 29172.","language":"pt","start":613.22,"end":615.87,"speakerId":7},{"text":"O senhor trabalhou na cidade comércio e indústria?\n\nPrimeira Testemunha do Reclamante:\nSim.\n\nJuiz:\nQuando?","language":"pt","start":647.42,"end":650.2299999999999,"speakerId":1},{"text":"De 12 de 2019 a 3 de 22, 2022.","language":"pt","start":655.27,"end":661.38,"speakerId":7},{"text":"Qual era a função do senhor lá?","language":"pt","start":662.17,"end":663.41,"speakerId":1},{"text":"Ainda 2 terno?","language":"pt","start":663.9499999999999,"end":664.8499999999999,"speakerId":7},{"text":"É. É.","language":"pt","start":669.91,"end":671.1,"speakerId":1},{"text":"É o senhor vendia que tipo de produtos?","language":"pt","start":677.11,"end":679.09,"speakerId":1},{"text":"Cortes de frango, suínos e alguma coisa relacionada ao bovino também.","language":"pt","start":680.52,"end":684.31,"speakerId":7},{"text":"Os clientes eram supermercados, açougues?","language":"pt","start":685.12,"end":688.74,"speakerId":1},{"text":"Supermercados, açougues e restaurantes.","language":"pt","start":689.4699999999999,"end":691.18,"speakerId":7},{"text":"Certo, o senhor tinha uma lista definida de estabelecimentos a serem visitados diariamente?","language":"pt","start":693.0899999999999,"end":699.6999999999999,"speakerId":1},{"text":"Sim, senhor.","language":"pt","start":700.15,"end":700.8299999999999,"speakerId":7},{"text":"O tempo.","language":"pt","start":705.98,"end":707.11,"speakerId":1},{"text":"Que o senhor permanecia em cada estabelecimento?","language":"pt","start":707.9699999999999,"end":711.1399999999999,"speakerId":1},{"text":"Era sempre o mesmo, ou era variado?\nPrimeira Testemunha do Reclamante:\nVariado.","language":"pt","start":712.31,"end":714.29,"speakerId":1},{"text":"Variava em função de que?","language":"pt","start":716.3399999999999,"end":719.3199999999999,"speakerId":1},{"text":"De negociações?","language":"pt","start":720.1999999999999,"end":721.17,"speakerId":7},{"text":"Então o senhor fazia as negociações também poderia demorar.","language":"pt","start":722.43,"end":725.16,"speakerId":1},{"text":"Mais ou menos.","language":"pt","start":725.17,"end":725.8399999999999,"speakerId":1},{"text":"Sim, sim.","language":"pt","start":726.05,"end":727.16,"speakerId":7},{"text":"E acontecia também de a pessoa com quem o senhor.","language":"pt","start":728.73,"end":732.03,"speakerId":1},{"text":"Tratava estar ausente do estabelecimento.","language":"pt","start":732.77,"end":735.42,"speakerId":1},{"text":"Nesse caso, o que que o senhor fazia? Voltava depois ou deixava para outro dia?","language":"pt","start":738.02,"end":741.34,"speakerId":1},{"text":"É ou voltava depois, ou fazia por telefone.","language":"pt","start":741.6899999999999,"end":744.9899999999999,"speakerId":7},{"text":"Isso era comum acontecer.","language":"pt","start":746.24,"end":747.52,"speakerId":1},{"text":"Sim, sim.","language":"pt","start":747.87,"end":748.55,"speakerId":7},{"text":"Certo? O senhor diria que qual era o.","language":"pt","start":750.98,"end":752.78,"speakerId":1},{"text":"Período mínimo e o máximo que o senhor gastava em cada negociação.","language":"pt","start":753.52,"end":757.55,"speakerId":1},{"text":"Em torno de 40.","language":"pt","start":759.06,"end":760.8399999999999,"speakerId":7},{"text":"40 minutos ,30 a 40 minutos.","language":"pt","start":761.68,"end":763.76,"speakerId":7},{"text":"Era só essa variação, 10 minutos no máximo?","language":"pt","start":766.5899999999999,"end":769.7199999999999,"speakerId":1},{"text":"É uma média de de 40 minutos.","language":"pt","start":769.9699999999999,"end":772.3399999999999,"speakerId":7},{"text":"Pra ficar um...","language":"pt","start":772.51,"end":773.14,"speakerId":7},{"text":"É, e se os os clientes não estivesse aí, se eu.","language":"pt","start":776.68,"end":781.2299999999999,"speakerId":1},{"text":"Faria uma...","language":"pt","start":782.0899999999999,"end":782.5699999999999},{"text":"Permanecia quanto tempo?","language":"pt","start":782.13,"end":783.02,"speakerId":1},{"text":"Faria uma conexão, né? E a gente falaria mais tarde.","language":"pt","start":783.64,"end":786.38,"speakerId":7},{"text":"É o reclamante, Fábio Carvalho da Costa. Ele exercia a mesma função com o senhor?\n\nPrimeira Testemunha do Reclamante:\nSim.","language":"pt","start":799.27,"end":805.41,"speakerId":1},{"text":"Que perguntas pelo?","language":"pt","start":810.23,"end":811.91,"speakerId":1},{"text":"La pelo reclamante, doutora Mário.","language":"pt","start":813.4,"end":815.27,"speakerId":1},{"text":"Pode perguntar diretamente.","language":"pt","start":817.2199999999999,"end":818.3899999999999,"speakerId":1},{"text":"Ao horário de trabalho?","language":"pt","start":817.49,"end":819.28,"speakerId":2},{"text":"De 8, de 8 às 19.","language":"pt","start":821.16,"end":824.43,"speakerId":7},{"text":"De 8 às 19.","language":"pt","start":825.41,"end":826.3299999999999,"speakerId":7},{"text":"Isso de segunda a sexta?","language":"pt","start":832.86,"end":834.5600000000001,"speakerId":2},{"text":"Segunda a sexta e sábados.","language":"pt","start":835.18,"end":837.13,"speakerId":7},{"text":"O era o mesmo horário, no sábado.\nPrimeira Testemunha do Reclamante:\nSim.","language":"pt","start":838.2099999999999,"end":840.28,"speakerId":2},{"text":"Quanto tempo de intervalo?","language":"pt","start":844.27,"end":845.6899999999999,"speakerId":2},{"text":"Em torno de 30 minutos.","language":"pt","start":846.56,"end":848.0799999999999,"speakerId":7},{"text":"É você?","language":"pt","start":850.16,"end":852.4,"speakerId":2},{"text":"É a empresa tinha uma folha de ponto.","language":"pt","start":853.0699999999999,"end":855.4,"speakerId":2},{"text":"É, eu não assinava No No dia, né, era mensal, a cada 2 meses Era. vim essa folha para ser preenchida.","language":"pt","start":857.16,"end":864.3399999999999,"speakerId":7},{"text":"Vocês mesmo que preenchiam.","language":"pt","start":865.0999999999999,"end":866.6899999999999,"speakerId":2},{"text":"Sim, sim.","language":"pt","start":866.6899999999999,"end":867.4899999999999,"speakerId":7},{"text":"O horário lá, você preenchia, está correto.","language":"pt","start":867.86,"end":871.08,"speakerId":2},{"text":"É, não preenchia dentro do do padrão, né? Que que seria de 8 às 19? Tinha um. A empresa exigia que a gente fizesse um horário pré determinado por eles lá no preenchimento.","language":"pt","start":873.06,"end":883.5899999999999,"speakerId":7},{"text":"Geralmente em aí vocês colocavam o horário de entrada e saída.","language":"pt","start":885.29,"end":890.2199999999999,"speakerId":2},{"text":"É isso, horário de entrada e saída.","language":"pt","start":890.74,"end":893.07,"speakerId":7},{"text":"E de almoço.","language":"pt","start":893.31,"end":894,"speakerId":7},{"text":"Diferente, diferente do horário que você saiu.","language":"pt","start":893.4599999999999,"end":895.9999999999999,"speakerId":2},{"text":"Sim, sim.","language":"pt","start":896.18,"end":896.8499999999999,"speakerId":7},{"text":"E o intervalo era anotado na folha de ponto.","language":"pt","start":898.29,"end":901.39,"speakerId":2},{"text":"Quando vinha, tinha que ser anotado por 2 horas.","language":"pt","start":902.3,"end":905.3399999999999,"speakerId":7},{"text":"Você tinha anotado lá 2 horas.","language":"pt","start":908.0999999999999,"end":910.0999999999999,"speakerId":2},{"text":"Tinha que anotar 2 horas.","language":"pt","start":910.38,"end":911.95,"speakerId":7},{"text":"Quem determinava isso?","language":"pt","start":913.25,"end":914.33,"speakerId":2},{"text":"A gerência e a supervisão.","language":"pt","start":915.54,"end":916.8499999999999,"speakerId":7},{"text":"Então vocês vão preencher essa folha diariamente?","language":"pt","start":920.9699999999999,"end":923.8399999999999,"speakerId":2},{"text":"Não, não.","language":"pt","start":924.01,"end":924.63,"speakerId":7},{"text":"Em média, qual? Qual era a sua remuneração?","language":"pt","start":930.18,"end":933.15,"speakerId":2},{"text":"Minha, na faixa de de 6.","language":"pt","start":934.52,"end":937.16,"speakerId":7},{"text":"6 a 7.","language":"pt","start":938.25,"end":939.27,"speakerId":7},{"text":"Você trabalhava de carro ou de moto?","language":"pt","start":943.04,"end":944.9,"speakerId":2},{"text":"Trabalhei um período de carro.","language":"pt","start":946.3399999999999,"end":947.81,"speakerId":7},{"text":"E logo em seguida, de moto.","language":"pt","start":947.8199999999999,"end":949.17,"speakerId":7},{"text":"Você recebia o alguma ajuda da empresa?","language":"pt","start":950.6899999999999,"end":953.9599999999999,"speakerId":2},{"text":"300, BRL.","language":"pt","start":955.0899999999999,"end":956.0699999999999,"speakerId":7},{"text":"Minhas, os 300 BRL era para quê?","language":"pt","start":956.77,"end":958.77,"speakerId":2},{"text":"Para combustível.\nAdvogada do reclamante:\nE cobria?","language":"pt","start":959.91,"end":961.0699999999999,"speakerId":7},{"text":"Não, não.","language":"pt","start":963.01,"end":963.64,"speakerId":7},{"text":"Qual era a sua área de atuação, sua região?","language":"pt","start":965.16,"end":967.8399999999999,"speakerId":2},{"text":"É águas claras e Areal.","language":"pt","start":967.67,"end":969.8199999999999,"speakerId":7},{"text":"Então, e a ajuda? A manutenção, seguro DPVAT? A empresa dava algum alguma ajuda nesse sentido?","language":"pt","start":971.81,"end":978.4599999999999,"speakerId":2},{"text":"Não, não.","language":"pt","start":978.75,"end":979.4,"speakerId":7},{"text":"O carro e a moto era seu?\nPrimeira Testemunha do Reclamante:\nSim.","language":"pt","start":980.8299999999999,"end":982.4,"speakerId":2},{"text":"A empresa pagava aluguel?\nPrimeira Testemunha do Reclamante:\nNão.","language":"pt","start":984,"end":985.33,"speakerId":2},{"text":"Você. Você trabalhava no feriado?","language":"pt","start":988.68,"end":990.9499999999999,"speakerId":2},{"text":"Sim, só não é Natal.","language":"pt","start":992.02,"end":995.16,"speakerId":7},{"text":"E Ano-Novo, né?","language":"pt","start":995.17,"end":995.9599999999999,"speakerId":7},{"text":"Está certo?","language":"pt","start":997.56,"end":998.64,"speakerId":0},{"text":"Esse horário que você falou é o horário mais ou menos para todos os vendedores?","language":"pt","start":999.3,"end":1005.41,"speakerId":2},{"text":"Sim, todos que eu conheci tinha essa mesmo, esse mesmo projeto.","language":"pt","start":1006.4799999999999,"end":1010.7399999999999,"speakerId":7},{"text":"Tá, isso inclui o reclamante?\nPrimeira Testemunha do Reclamante:\nSim.","language":"pt","start":1012.37,"end":1013.8,"speakerId":2},{"text":"Sem mais perguntas, Excelência.","language":"pt","start":1018.28,"end":1019.4499999999999,"speakerId":2},{"text":"Doutora Mayra, meu.","language":"pt","start":1047.6599999999999,"end":1048.9699999999998,"speakerId":1},{"text":"A senhora tem perguntas a testemunha?","language":"pt","start":1051.03,"end":1052.6499999999999,"speakerId":1},{"text":"Tem perguntas?","language":"pt","start":1053.96,"end":1054.71,"speakerId":4},{"text":"OK, quem é a próxima doutora, Magda?","language":"pt","start":1057.43,"end":1059.98,"speakerId":1},{"text":"Eu vou ouvir o Tiago.","language":"pt","start":1061.61,"end":1063.4399999999998,"speakerId":2},{"text":"Trazer o Tiago.","language":"pt","start":1068.28,"end":1069.36,"speakerId":1},{"text":"Pois não?","language":"pt","start":1090.08,"end":1090.49,"speakerId":1},{"text":"Contradita, porque OA testemunha tem processo contra a empresa reclamada.","language":"pt","start":1091.4199999999998,"end":1096.4099999999999,"speakerId":4},{"text":"Certo, senhor Tiago confirma que tem reclamação contra a empresa.","language":"pt","start":1100.45,"end":1104.46,"speakerId":1},{"text":"Desculpa, eu não ouvi.","language":"pt","start":1107.6699999999998,"end":1108.6799999999998,"speakerId":1},{"text":"Santa muito baixo do senhor, tem como seu chegar mais o senhor tá com o celular?","language":"pt","start":1113.54,"end":1117.93,"speakerId":1},{"text":"Só registrar na testemunha foi contraditada por haver.","language":"pt","start":1124.5,"end":1128.77,"speakerId":1},{"text":"Ajuizado reclamação trabalhista.","language":"pt","start":1129.81,"end":1131.8,"speakerId":1},{"text":"Outra reclamada.","language":"pt","start":1139.95,"end":1140.92,"speakerId":1},{"text":"Às vezes a da reclamação trabalhista.","language":"pt","start":1142.25,"end":1144.09,"speakerId":1},{"text":"Para a contradita indeferida.","language":"pt","start":1154.32,"end":1157.29,"speakerId":1},{"text":"Com a par, nós somos 357, barra TST.","language":"pt","start":1158.58,"end":1162.1299999999999,"speakerId":1},{"text":"357.","language":"pt","start":1169.1299999999999,"end":1170.3799999999999,"speakerId":1},{"text":"Ressaltando este juízo que as circunstâncias do ajuizamento.","language":"pt","start":1176.81,"end":1180.56,"speakerId":1},{"text":"Será sopesada na valoração da prova.","language":"pt","start":1187.6299999999999,"end":1191.03,"speakerId":1},{"text":"Circunstância do ajuizamento, será só pesada.","language":"pt","start":1194.72,"end":1198.49,"speakerId":1},{"text":"A valoração da prova.","language":"pt","start":1200.37,"end":1201.8,"speakerId":1},{"text":"Digo, sobre o respeito aos protestos da reclamada.","language":"pt","start":1204.1299999999999,"end":1206.58,"speakerId":1},{"text":"Senhor Tiago, o senhor é obrigado a partir de agora, a responder a verdade sobre tudo que for perguntado aqui está certo?","language":"pt","start":1222.19,"end":1227.73,"speakerId":1},{"text":"Tá, pode falar sobre aquilo que o senhor viu, está bom?","language":"pt","start":1231.34,"end":1233.99,"speakerId":1},{"text":"Não é o que alguém disse, ou o senhor acha só o que o.","language":"pt","start":1234.7,"end":1237.31,"speakerId":1},{"text":"Senhor, presenciou pessoalmente.","language":"pt","start":1237.32,"end":1239.06,"speakerId":1},{"text":"Se o senhor mentir ou esconder algum fato, o senhor poderá ser multado ou preso por crime de Falso Testemunho.","language":"pt","start":1240.07,"end":1247.26,"speakerId":1},{"text":"Ficou claro?","language":"pt","start":1247.99,"end":1248.73,"speakerId":1},{"text":"Estou preocupado aqui com o áudio do senhor Tiago. As partes estão ouvindo bem.","language":"pt","start":1252.8999999999999,"end":1258.55,"speakerId":1},{"text":"Está dando pão visto ali está um pouquinho baixa. Você estaria se quer que eu peça a minha secretária para ver se consegue aumentar um pouco.","language":"pt","start":1262.8999999999999,"end":1270.1999999999998,"speakerId":2},{"text":"o som dele?","language":"pt","start":1270.73,"end":1271.3700000000001,"speakerId":2},{"text":"A quero sim, se se puder ter.","language":"pt","start":1271.82,"end":1274.83,"speakerId":1},{"text":"Tá, só um minutinho.","language":"pt","start":1274.87,"end":1276.07,"speakerId":2},{"text":"Nós estamos gravando, se não, a transcrição não vai funcionar.","language":"pt","start":1276.1699999999998,"end":1279.37,"speakerId":1},{"text":"Alguém ligou, não tá baixo ainda.","language":"pt","start":1327.81,"end":1331.1699999999998,"speakerId":2},{"text":"Por muito.","language":"pt","start":1331.81,"end":1332.6,"speakerId":0},{"text":"Eu só pode falar alguma coisa, senhor Tiago.","language":"pt","start":1333.46,"end":1337.33,"speakerId":1},{"text":"Sou Tiago, meu.","language":"pt","start":1341.81,"end":1342.6299999999999,"speakerId":1},{"text":"Meritíssimo, sou me escuta agora.","language":"pt","start":1364.86,"end":1366.7099999999998,"speakerId":5},{"text":"Agora está perfeito.","language":"pt","start":1367,"end":1368.07,"speakerId":1},{"text":"Suas tecnologias não é excelente.","language":"pt","start":1372.31,"end":1374.19,"speakerId":2},{"text":"Qual é o nome completo do senhor, por favor?","language":"pt","start":1379.57,"end":1381.5,"speakerId":1},{"text":"É Tiago, com Th Batista cordeiro.","language":"pt","start":1382.31,"end":1385.8,"speakerId":5},{"text":"Qual OCPF?","language":"pt","start":1392.71,"end":1393.49,"speakerId":1},{"text":"É o 001.","language":"pt","start":1394.58,"end":1395.8799999999999,"speakerId":5},{"text":"9440-0140.","language":"pt","start":1396.6799999999998,"end":1400.56,"speakerId":5},{"text":"Certo? É doutora Marta, pode fazer as perguntas diretamente à testemunha.","language":"pt","start":1406.82,"end":1411.87,"speakerId":1},{"text":"O qual o período de trabalho dele.","language":"pt","start":1415.33,"end":1417.96,"speakerId":2},{"text":"Só pode responder às perguntas da advogada seu Tiago?","language":"pt","start":1421.61,"end":1424.35,"speakerId":1},{"text":"Pior, quando que você começou a trabalhar? Quando que você saiu da empresa?","language":"pt","start":1428.75,"end":1433.77,"speakerId":2},{"text":"Eu iniciei a minha atividade na freato em 2014, junho de ","language":"pt","start":1434.56,"end":1440.11,"speakerId":5},{"text":"2014.","language":"pt","start":1440.12,"end":1441.28,"speakerId":5},{"text":"E terminei OA minha atividade na fre, ato em fevereiro de 2022.","language":"pt","start":1441.6899999999998,"end":1447.2499999999998,"speakerId":5},{"text":"Qual o horário de trabalho?","language":"pt","start":1451.24,"end":1452.78,"speakerId":2},{"text":"De segunda a sexta?","language":"pt","start":1453.31,"end":1454.6,"speakerId":2},{"text":"A gente iniciava.","language":"pt","start":1453.47,"end":1454.55,"speakerId":5},{"text":"8 da manhã e terminava às 19 e 30.","language":"pt","start":1454.56,"end":1457.96,"speakerId":5},{"text":"De que dia, que dia?","language":"pt","start":1461.21,"end":1462.57,"speakerId":2},{"text":"E segunda a sexta a gente iniciava às 8 da manhã, encerrava às 19 e 30 e no sábado a gente iniciava às 8 da manhã e encerrava às 18:00.","language":"pt","start":1463.6599999999999,"end":1472.8999999999999,"speakerId":5},{"text":"Quanto tempo de intervalo?","language":"pt","start":1474.21,"end":1475.58,"speakerId":2},{"text":"30 minutos.","language":"pt","start":1476.34,"end":1477.1399999999999,"speakerId":5},{"text":"Tinha folha de ponto lá?","language":"pt","start":1482.29,"end":1483.8799999999999,"speakerId":2},{"text":"É a folha.","language":"pt","start":1485.54,"end":1486.17,"speakerId":5},{"text":"De in ponto, assim.","language":"pt","start":1486.1799999999998,"end":1487.3899999999999,"speakerId":5},{"text":"Que eu entrei, não.","language":"pt","start":1487.3999999999999,"end":1488.1799999999998,"speakerId":5},{"text":"Quando foi, passou a ter folha de ponto lá?","language":"pt","start":1492.79,"end":1495.34,"speakerId":2},{"text":"Em 2018, em 2018.","language":"pt","start":1495.09,"end":1497.58,"speakerId":5},{"text":"Ou menos?","language":"pt","start":1495.35,"end":1495.7099999999998,"speakerId":2},{"text":"O que frequência você anotar essa sua linha? Que ponto era diariamente mensalmente como?","language":"pt","start":1501.1899999999998,"end":1505.6599999999999,"speakerId":2},{"text":"É que era.","language":"pt","start":1505.6699999999998,"end":1506.1699999999998,"speakerId":2},{"text":"A folha de ponto. A gente tinha um intervalo a cada 2 meses, a gente preenchia 2 folhas de ponto.","language":"pt","start":1509.6499999999999,"end":1515.2699999999998,"speakerId":5},{"text":"O horário que tá na folha de ponto está correto?\nSegunda Testemunha do Reclamante:\nNão.\nAdvogada do Reclamante?\nPor que?","language":"pt","start":1521.02,"end":1524.73,"speakerId":2},{"text":"Porque é o número de aleatório, né? Posso explicar?\nJuiz:\nSim.","language":"pt","start":1532.06,"end":1536.08,"speakerId":5},{"text":"Porque no na folha de ponto a gente não coloca o término da da atividade porque é 19 e 30, a gente coloca 18 horas e o intervalo a gente é obrigado a preencher até as 14:00, tendo 2 horas de almoço e na verdade isso não funciona. O intervalo era 30 minutos.","language":"pt","start":1539.73,"end":1555.98,"speakerId":5},{"text":"Você trabalhava em feriado?\nSegunda Testemunha do Reclamante:\nSim.","language":"pt","start":1560.1,"end":1562.09,"speakerId":2},{"text":"Quais feriados?","language":"pt","start":1566.1399999999999,"end":1566.9299999999998,"speakerId":2},{"text":"Só não. Só não é.","language":"pt","start":1569.11,"end":1570.8899999999999,"speakerId":5},{"text":"Natal e Ano-Novo, mas todos que caiu na semana a gente trabalhava.","language":"pt","start":1571.76,"end":1575.31,"speakerId":5},{"text":"Exceto Natal, Ano-Novo.","language":"pt","start":1576.4499999999998,"end":1577.7199999999998,"speakerId":5},{"text":"Você trabalhava de carro ou de moto?","language":"pt","start":1581.52,"end":1584.54,"speakerId":2},{"text":"Eu, eu de carro.","language":"pt","start":1585.1399999999999,"end":1586.2099999999998,"speakerId":5},{"text":"Recebi alguma ajuda da empresa?","language":"pt","start":1588.75,"end":1591.72,"speakerId":2},{"text":"É a gente. Eu recebia 200 BRL.","language":"pt","start":1591.36,"end":1593.7099999999998,"speakerId":5},{"text":"Pra quê?\nSegunda Testemunha do Reclamante:\nCombustível.","language":"pt","start":1595.07,"end":1595.6699999999998,"speakerId":2},{"text":"E dava?","language":"pt","start":1598.04,"end":1598.69,"speakerId":2},{"text":"Qual era a região que você atua lá?","language":"pt","start":1600.36,"end":1601.99,"speakerId":2},{"text":"A minha região é Sobradinho e região.","language":"pt","start":1602.35,"end":1604.35,"speakerId":5},{"text":"Em média, mais ou menos. Qual era a sua remuneração?","language":"pt","start":1608.49,"end":1611.23,"speakerId":2},{"text":"É, está na casa de 9900 a 10000 BRL.","language":"pt","start":1612.07,"end":1615.54,"speakerId":5},{"text":"Só um minutinho, Excelência.\nSatisfeita.","language":"pt","start":1624.28,"end":1625.28,"speakerId":2},{"text":"Perguntas pela reclamada, doutora.","language":"pt","start":1638.99,"end":1641.49,"speakerId":1},{"text":"É, tem que ativar o microfone, doutor.","language":"pt","start":1648.03,"end":1649.85,"speakerId":1},{"text":"Excelência, se ele, quando trabalhava na empresa, também realiza vendas pelo telefone.","language":"pt","start":1655.71,"end":1661.38,"speakerId":4},{"text":"Sim, sim.","language":"pt","start":1663.04,"end":1664.43,"speakerId":5},{"text":"A empresa obrigava o senhor realizar a rota de veículo?","language":"pt","start":1667.87,"end":1672.01,"speakerId":4},{"text":"Sim, sim.","language":"pt","start":1673,"end":1674.24,"speakerId":5},{"text":"OK, sem mais perguntas, Excelência.","language":"pt","start":1676.1999999999998,"end":1678.09,"speakerId":4},{"text":"Tá certo, quem é outra testemunha, doutora Magda?","language":"pt","start":1680.6699999999998,"end":1684.1499999999999,"speakerId":1},{"text":"Então vou dispensar, sim.","language":"pt","start":1687.6699999999998,"end":1688.9899999999998,"speakerId":2},{"text":"Seria o?","language":"pt","start":1691.87,"end":1693.03,"speakerId":1},{"text":"Seria a senhora Ivone?","language":"pt","start":1694.5,"end":1695.81,"speakerId":2},{"text":"Vou admitir aqui só pra gente dispensar.","language":"pt","start":1697.6999999999998,"end":1700.8199999999997,"speakerId":1},{"text":"Bom dia, senhora Ivani, se estiver me ouvindo, pode ativar o microfone e a Câmera.","language":"pt","start":1708.9299999999998,"end":1713.0299999999997,"speakerId":1},{"text":"Só um minuto, por favor.","language":"pt","start":1715.53,"end":1716.56,"speakerId":5},{"text":"Bom dia, meu diz.","language":"pt","start":1718.85,"end":1719.86,"speakerId":5},{"text":"Bom dia, não é?","language":"pt","start":1721.29,"end":1721.97,"speakerId":1},{"text":"Necessário o depoimento da senhora a senhora pode se desconectar? Muito obrigado.","language":"pt","start":1722.55,"end":1726.49,"speakerId":1},{"text":"Tá OK? Obrigada.","language":"pt","start":1727.52,"end":1728.48},{"text":"Maira ou Maira?","language":"pt","start":1735.7099999999998,"end":1736.9599999999998,"speakerId":1},{"text":"Como se pronuncia?","language":"pt","start":1737,"end":1737.82,"speakerId":1},{"text":"Aí, doutora Mayra.","language":"pt","start":1739.22,"end":1740.47,"speakerId":1},{"text":"Vai ouvir quem primeiro?","language":"pt","start":1741.1599999999999,"end":1743.1999999999998,"speakerId":1},{"text":"O senhor Edmilson.","language":"pt","start":1743.85,"end":1745.08,"speakerId":4},{"text":"OK, já cliquei aqui.","language":"pt","start":1747.55,"end":1749.2,"speakerId":1},{"text":"Onde o senhor Edmilson, se estiver me ouvindo, pode ativar o microfone e a Câmera, por favor.","language":"pt","start":1761.59,"end":1766.25,"speakerId":1},{"text":"Sr. Edmilson, me ouve bem?","language":"pt","start":1780.1999999999998,"end":1781.2399999999998,"speakerId":1},{"text":"Olha, Denilson, está me ouvindo?","language":"pt","start":1791.7099999999998,"end":1793.2399999999998,"speakerId":1},{"text":"Você nessa busca, OPA, pergunta, pode, pode dispensar a mãe do reclamante?","language":"pt","start":1797.25,"end":1801.76,"speakerId":2},{"text":"Você sabe, a gente gosta que eles fica até o final.","language":"pt","start":1802.73,"end":1805.56,"speakerId":2},{"text":"Não, não pode, pode desconectar, obrigado.","language":"pt","start":1805.75,"end":1808.32,"speakerId":1},{"text":"Está ligado?","language":"pt","start":1808.85,"end":1809.6,"speakerId":2},{"text":"Até bom que economiza banda, que para os outros.","language":"pt","start":1812.56,"end":1815.29,"speakerId":1},{"text":"Senhor Edmilson, me ouve?","language":"pt","start":1818.36,"end":1820.05,"speakerId":1},{"text":"Certo, o senhor é obrigado a partir de agora, a responder a verdade sobre tudo que for perguntado aqui, tá certo?","language":"pt","start":1823.07,"end":1828.4399999999998,"speakerId":1},{"text":"Só pode falar sobre aquilo que o senhor vivo, né? O que alguém disse? Nem o.","language":"pt","start":1830.3899999999999,"end":1833.6,"speakerId":1},{"text":"Que o senhor acha apenas o que o senhor presenciou diretamente? Está bom?","language":"pt","start":1833.61,"end":1837.87,"speakerId":1},{"text":"Se o senhor mentir ou esconder algum fato.","language":"pt","start":1839.62,"end":1842.86,"speakerId":1},{"text":"O senhor poderá ser multado ou preso por crime de Falso Testemunho? Ficou claro.","language":"pt","start":1843.53,"end":1848.78,"speakerId":1},{"text":"Ok.","language":"pt","start":1852.75,"end":1853.14,"speakerId":8},{"text":"O senhor trabalha na empresa cidade?\nPrimeira Testemunnha da Reclamada:\nSim.","language":"pt","start":1855.1799999999998,"end":1857.35,"speakerId":1},{"text":"Há quanto tempo?","language":"pt","start":1859.12,"end":1859.8,"speakerId":1},{"text":"É 6 anos e 2 meses.","language":"pt","start":1860.9599999999998,"end":1863.1899999999998,"speakerId":8},{"text":"Qual é a função do senhor lá?","language":"pt","start":1863.81,"end":1865,"speakerId":1},{"text":"Eu sou vendedor externo.","language":"pt","start":1865.73,"end":1867.05,"speakerId":8},{"text":"O senhor tem uma lista de.","language":"pt","start":1877.6499999999999,"end":1880.5199999999998,"speakerId":1},{"text":"Estabelecimentos que o senhor visita diariamente?","language":"pt","start":1880.59,"end":1882.84,"speakerId":1},{"text":"Sim, tem um roteiro de visita.","language":"pt","start":1883.78,"end":1885.98,"speakerId":8},{"text":"E o senhor consegue cumprir todo dia esse roteiro?\nPrimeira Testemunnha da Reclamada:\nConsigo.","language":"pt","start":1888.76,"end":1892.12,"speakerId":1},{"text":"Em média, quanto dura cada atendimento, cada negociação com o cliente?","language":"pt","start":1895.36,"end":1900.52,"speakerId":1},{"text":"Ah, em média 10 minutos, talvez mais um pouco ou menos também, depende do cliente.","language":"pt","start":1902.8,"end":1908.95,"speakerId":8},{"text":"Até menos.","language":"pt","start":1909.78,"end":1910.58,"speakerId":8},{"text":"Certo, e quantas visitas o senhor faz por dia?","language":"pt","start":1913.3,"end":1916.04,"speakerId":1},{"text":"A minha de 25 a 30 clientes.","language":"pt","start":1918.4599999999998,"end":1920.8299999999997,"speakerId":8},{"text":"Qual é a área que o senhor atua?","language":"pt","start":1922.4299999999998,"end":1923.7099999999998,"speakerId":1},{"text":"Eu atuo aqui no Jardim Ingá, município Luziânia.","language":"pt","start":1924.8,"end":1927.69,"speakerId":8},{"text":"O senhor vai responder agora às perguntas da advogado da reclamada, doutora Mayra? Pode prosseguir?","language":"pt","start":1932.6699999999998,"end":1939.6599999999999,"speakerId":1},{"text":"Senhor Edmilson, o senhor trabalhou é o senhor trabalhou no mesmo período que o reclamante, Fábio?","language":"pt","start":1943.1599999999999,"end":1949.56,"speakerId":4},{"text":"Sim, eu acho que eu entrei bem antes, né?","language":"pt","start":1951.1399999999999,"end":1953.0099999999998,"speakerId":8},{"text":"Eu já tenho 6 anos de empresa.","language":"pt","start":1954.49,"end":1956.03,"speakerId":8},{"text":"É como que são feita a assinatura das folhas de ponto na empresa. A orientação que eles passam para o senhor.","language":"pt","start":1959,"end":1965.82,"speakerId":4},{"text":"É diário, né, a hora que eu começo é às 8, paro meio-dia, volto às 2, encerro às 18.","language":"pt","start":1967.31,"end":1975.6699999999998,"speakerId":8},{"text":"Entendi, é o senhor é, faz, é muitas. Vendas por WhatsApp, por telefone?","language":"pt","start":1978.05,"end":1985.98,"speakerId":4},{"text":"O senhor desativou o microfone, senhor Edmilson.","language":"pt","start":1991.7199999999998,"end":1995.0899999999997,"speakerId":1},{"text":"Agora, sim.","language":"pt","start":1998.78,"end":1999.71,"speakerId":1},{"text":"Você sabe.","language":"pt","start":2003.8999999999999,"end":2004.53,"speakerId":3},{"text":"É por telefone, tocou.","language":"pt","start":2006.07,"end":2007.03,"speakerId":8},{"text":"Isso é meu.","language":"pt","start":2006.24,"end":2007.02,"speakerId":4},{"text":"Não ouvi não, você pode repetir?","language":"pt","start":2007.86,"end":2009.37,"speakerId":8},{"text":"E o senhor realiza vendas também com auxílio do telefone?","language":"pt","start":2010.6799999999998,"end":2014.2599999999998,"speakerId":4},{"text":"Sim, pelo WhatsApp também faço venda.","language":"pt","start":2014.83,"end":2017.46,"speakerId":8},{"text":"E a empresa obriga que o senhor faça o trajeto com o seu veículo.","language":"pt","start":2019.08,"end":2023.97,"speakerId":4},{"text":"Não independente, eu posso trabalhar.","language":"pt","start":2026.61,"end":2029.01,"speakerId":8},{"text":"O veículo eu que escolho.","language":"pt","start":2029.86,"end":2030.9499999999998,"speakerId":8},{"text":"Entendi, tenho de medo de meio-dia às 2:00.","language":"pt","start":2033.36,"end":2049.94,"speakerId":0},{"text":"Eu fazendo minha rota, eu posso tentar de café de pé, se eu der.","language":"pt","start":2033.4299999999998,"end":2037.9599999999998,"speakerId":8},{"text":"Conta, né?","language":"pt","start":2037.9699999999998,"end":2038.6799999999998,"speakerId":8},{"text":"Certo, é o senhor tem o intervalo do almoço em casa?\nPrimeira Testemunnha da Reclamada:\nTenho, de meio-dia às 2 horas.","language":"pt","start":2040.6299999999999,"end":2046.09,"speakerId":4},{"text":"E o senhor anota o intervalo também no dia.","language":"pt","start":2051.4,"end":2053.7200000000003,"speakerId":4},{"text":"Na folha de ponto?\nPrimeira Testemunnha da Reclamada:\nIsso.","language":"pt","start":2053.73,"end":2055.15,"speakerId":4},{"text":"O senhor trabalha nos feriados? A empresa abre aos feriados?\nPrimeira Testemunnha da Reclamada:\nNão.","language":"pt","start":2058.23,"end":2061.32,"speakerId":4},{"text":"Entendi, e o senhor é, sabe como? Qual que era a rota do reclamante Fábio?","language":"pt","start":2065.87,"end":2071.2799999999997,"speakerId":4},{"text":"Eu sei, eu se eu não me engano, é a Ceilândia.","language":"pt","start":2072.79,"end":2074.92,"speakerId":8},{"text":"Ceilândia sul eu acho que fazia.","language":"pt","start":2074.93,"end":2076.58,"speakerId":8},{"text":"O senhor sabe mais ou menos quanto que era a quilometragem da rota deles, se era uma rota grande, média, mais ou menos quantos quilômetros?","language":"pt","start":2078.37,"end":2087.08,"speakerId":4},{"text":"Olha, eu vou basear pela minha porque foi dividida todas as rotas por dividida.","language":"pt","start":2088.5299999999997,"end":2092.81,"speakerId":8},{"text":"Eu Acredito ter uns 200 km por aí.","language":"pt","start":2093.81,"end":2096.88,"speakerId":8},{"text":"Ceilândia, suas que dá isso porque mais ou menos.","language":"pt","start":2097.8399999999997,"end":2099.93,"speakerId":8},{"text":"O senhor mencionou que a rota foi dividida. A empresa sempre faz a divisão das rotas?","language":"pt","start":2101.41,"end":2105.94,"speakerId":4},{"text":"Não, não sempre.","language":"pt","start":2108.5699999999997,"end":2109.35,"speakerId":8},{"text":"Foi uma vez que realmente estava muito grande, não deve. Não tinha condição da gente fazer a rota toda sozinho, entendeu?","language":"pt","start":2110.66,"end":2116.19,"speakerId":8},{"text":"Entendi. Então a empresa sempre está adaptando essas rotas.","language":"pt","start":2117.47,"end":2120.85,"speakerId":4},{"text":"Ela fez isso do dos 6 anos que eu estou lá. Fez isso uma vez com a minha rota, né? Eu não sei os demais aí com a.","language":"pt","start":2122.42,"end":2128.32,"speakerId":8},{"text":"Minha, foi.","language":"pt","start":2128.33,"end":2128.74,"speakerId":8},{"text":"Feita uma vez, porque era impossível.","language":"pt","start":2128.75,"end":2131.46,"speakerId":8},{"text":"Entendi, senhor Edmison, satisfeita","language":"pt","start":2143.29,"end":2145.12,"speakerId":4},{"text":"Então, essa pergunta.","language":"pt","start":2145.13,"end":2146.4,"speakerId":4},{"text":"É, senhor Edmilson, o senhor é tem a orientação da empresa para que haja o respeito nos grupos de WhatsApp e também dos pedidos para que sejam feitos no horário?","language":"pt","start":2146.71,"end":2160.2200000000003,"speakerId":4},{"text":"De expediente?","language":"pt","start":2162.2599999999998,"end":2163.2799999999997,"speakerId":4},{"text":"Como sim? A senhora pode repetir?","language":"pt","start":2162.48,"end":2166.59,"speakerId":8},{"text":"No horário de expediente?","language":"pt","start":2164.0299999999997,"end":2165.3399999999997,"speakerId":4},{"text":"A empresa.","language":"pt","start":2165.7799999999997,"end":2167.1,"speakerId":4},{"text":"No horário expediente.","language":"pt","start":2166.6,"end":2167.45,"speakerId":8},{"text":"Pode ser feito pelo WhatsApp também.","language":"pt","start":2169.15,"end":2171.14,"speakerId":8},{"text":"OK.","language":"pt","start":2169.27,"end":2169.81,"speakerId":4},{"text":"Entendi. A empresa orienta vocês para que não haja nenhum pedido fora do horário do expediente ou ela deixa livre? Ela orienta ou não?","language":"pt","start":2172.68,"end":2182.1099999999997,"speakerId":4},{"text":"Não. Nem que se ela quiser, o sistema trava.","language":"pt","start":2184.0899999999997,"end":2186.35,"speakerId":8},{"text":"Né, doutora?","language":"pt","start":2186.36,"end":2187.04,"speakerId":8},{"text":"Às 18:00 em ponto trava, não consegue passar mais nada.","language":"pt","start":2187.43,"end":2190.12,"speakerId":8},{"text":"Entendi. Ok, satisfeito, excelência.","language":"pt","start":2191.24,"end":2193.81,"speakerId":4},{"text":"É perguntas pela reclamante, doutora Magda.","language":"pt","start":2200.71,"end":2204.55,"speakerId":1},{"text":"É, aconteceu dele passar das 18:00.","language":"pt","start":2208.65,"end":2211.89,"speakerId":2},{"text":"Trabalhar um pouco mais depois?","language":"pt","start":2213.33,"end":2214.7,"speakerId":2},{"text":"Se acontece? Não, porque não... não.","language":"pt","start":2217.81,"end":2218.94,"speakerId":8},{"text":"Certo.","language":"pt","start":2219.37,"end":2221.0299999999997,"speakerId":2},{"text":"Quanto é que o senhor recebe por mês de ajuda combustível?","language":"pt","start":2238.02,"end":2241.86,"speakerId":2},{"text":"400, BRL.","language":"pt","start":2243.5099999999998,"end":2244.5099999999998,"speakerId":8},{"text":"Mais alguma coisa sem ser esses 400 por combustível?","language":"pt","start":2246.75,"end":2250.76,"speakerId":2},{"text":"Em relação ao seu veículo, a sua moto, o.","language":"pt","start":2251.38,"end":2253.52,"speakerId":2},{"text":"seu Uber?","language":"pt","start":2253.5299999999997,"end":2254.1299999999997},{"text":"Não é os 400 BRL ou até o ticket alimentação, né?","language":"pt","start":2255.2599999999998,"end":2258.9399999999996,"speakerId":8},{"text":"Sem mais perguntas, Excelência.","language":"pt","start":2261.98,"end":2262.71,"speakerId":2},{"text":"OK?","language":"pt","start":2263.79,"end":2264.19,"speakerId":8},{"text":"É sede mesmo, só podia informar o seu CPF.","language":"pt","start":2269.4,"end":2272.62,"speakerId":1},{"text":"É 414.","language":"pt","start":2274.15,"end":2275.61,"speakerId":8},{"text":"463.","language":"pt","start":2276.7,"end":2277.85,"speakerId":8},{"text":"801.","language":"pt","start":2278.7999999999997,"end":2279.7799999999997,"speakerId":8},{"text":"49.","language":"pt","start":2280.44,"end":2281.3,"speakerId":8},{"text":"Doutora Mayra vai vir o testemunha, Alexandre.","language":"pt","start":2293.93,"end":2296.37,"speakerId":1},{"text":"Sim, excelência.","language":"pt","start":2297.7599999999998,"end":2298.81,"speakerId":4},{"text":"Senhor Alexandre, me ouve bem.","language":"pt","start":2307.12,"end":2308.42,"speakerId":1},{"text":"O senhor é obrigado a partir de agora, a responder a verdade sobre tudo que for.","language":"pt","start":2312.25,"end":2315.28,"speakerId":1},{"text":"Perguntado aqui está certo?","language":"pt","start":2315.29,"end":2316.52,"speakerId":1},{"text":"Só pode falar sobre aquilo que o senhor viu, não é o que alguém disse, o senhor acha? Ouvi dizer só aquilo que o senhor presenciou diretamente?","language":"pt","start":2318.23,"end":2326.64,"speakerId":1},{"text":"OK, se.","language":"pt","start":2328.19,"end":2329.86,"speakerId":1},{"text":"O senhor mentir ou esconder algum fato? O senhor poderá ser multado ou preso por crime de Falso Testemunho? Ficou claro.","language":"pt","start":2329.93,"end":2338.47,"speakerId":1},{"text":"Sim, sim, escritores.","language":"pt","start":2339.12,"end":2340.48,"speakerId":6},{"text":"O senhor vai responder agora as perguntas? A advogada da empresa, Dra.","language":"pt","start":2342.83,"end":2347.31,"speakerId":1},{"text":"As, só o seu CPF, por favor, senhor Alexandre.","language":"pt","start":2350.4,"end":2353.9,"speakerId":1},{"text":"150.","language":"pt","start":2354.8199999999997,"end":2355.87,"speakerId":6},{"text":"849.","language":"pt","start":2356.93,"end":2358.16,"speakerId":6},{"text":"058.","language":"pt","start":2360.0699999999997,"end":2361.4999999999995,"speakerId":6},{"text":"9 e meia?","language":"pt","start":2362.7,"end":2363.6499999999996,"speakerId":6},{"text":"Alexandre Oliveira tem mais algum sobrenome?","language":"pt","start":2368.89,"end":2371.48,"speakerId":1},{"text":"Alexandre Luiz de Oliveira.","language":"pt","start":2372.14,"end":2374.2799999999997,"speakerId":6},{"text":"Doutora Mayra, pode prosseguir.","language":"pt","start":2381.8199999999997,"end":2383.87,"speakerId":1},{"text":"Amém, Excelência.","language":"pt","start":2385.41,"end":2386.8399999999997,"speakerId":4},{"text":"Senhor Alexandre, qual?","language":"pt","start":2386.95,"end":2387.95,"speakerId":4},{"text":"Que é a função do senhor na empresa?","language":"pt","start":2387.96,"end":2389.52,"speakerId":4},{"text":"Gerente comercial.","language":"pt","start":2390.56,"end":2391.84,"speakerId":6},{"text":"O senhor já estava na empresa quando?","language":"pt","start":2392.95,"end":2394.89,"speakerId":4},{"text":"O senhor Fábio trabalhava?\nSegunda Testemunha da Reclamada:\nSim.","language":"pt","start":2394.9,"end":2396.4900000000002,"speakerId":4},{"text":"E o senhor tem conhecimento de qualquer a rota que.","language":"pt","start":2399.22,"end":2403.18,"speakerId":4},{"text":"O senhor Fabio, fazia?","language":"pt","start":2403.19,"end":2404.4500000000003,"speakerId":4},{"text":"Ceilândia sul.","language":"pt","start":2405.21,"end":2406.43,"speakerId":6},{"text":"Como que era essa rota? Essa rota era uma rota extensa. Eu só estava mais ou menos quanto, qual que era a quilometragem dessa rota?","language":"pt","start":2408.44,"end":2415.27,"speakerId":4},{"text":"Quilometragem mensal em torno de 200 200 é quilômetros.","language":"pt","start":2417.27,"end":2424.28,"speakerId":6},{"text":"Entendi. O senhor é orienta a os seus funcionários para que eles façam o preenchimento da dos cartões de ponto diariamente?","language":"pt","start":2426.06,"end":2435.98,"speakerId":4},{"text":"Sim, senhora, diariamente.","language":"pt","start":2436.96,"end":2438.48,"speakerId":6},{"text":"E como que funciona o aplicativo de pedidos?","language":"pt","start":2440.4,"end":2443.4700000000003,"speakerId":4},{"text":"Ele está restrito ao horário das 8 às 12 e das 14 às 18.","language":"pt","start":2445.0299999999997,"end":2450.2599999999998,"speakerId":6},{"text":"Ok. A empresa funciona no durante os feriados?","language":"pt","start":2452.98,"end":2456.58,"speakerId":4},{"text":"Não, senhora.","language":"pt","start":2457.71,"end":2458.41,"speakerId":6},{"text":"Entendi, e os os?","language":"pt","start":2460.5699999999997,"end":2463.1499999999996,"speakerId":4},{"text":"Vendedores são orientados a fazer essas rotas, a fazer essa atividade como?","language":"pt","start":2463.16,"end":2467.97,"speakerId":4},{"text":"E como eles preferirem, depende, depende da característica da rota. Têm rotas que eles podem parar, fazer a pé, bicicleta, coletivo, enfim, moto veículo. Fica a critério do próprio, mas a empresa não faz nenhuma exigência não.","language":"pt","start":2469.6099999999997,"end":2487.14,"speakerId":6},{"text":"Então a empresa nunca exigiu que o senhor Fábio realizasse ela no veículo dele?","language":"pt","start":2487.99,"end":2493.8599999999997,"speakerId":4},{"text":"O senhor sabe se ele fazia no veículo dele?","language":"pt","start":2495.7,"end":2498.4399999999996,"speakerId":4},{"text":"Sim, fazia pelo que eu sei, sai fazia com a moto dele.","language":"pt","start":2500.42,"end":2504.52,"speakerId":6},{"text":"OK, é, o senhor sabe se ele também realizava vendas pelo telefone pelo WhatsApp?","language":"pt","start":2506.41,"end":2512.73,"speakerId":4},{"text":"Sim, sim, é um aplicativo WhatsApp é usado por todos, na verdade.","language":"pt","start":2512.69,"end":2516.92,"speakerId":6},{"text":"OKEO título a título de diária de viagem, a empresa paga uma ajuda.","language":"pt","start":2519.13,"end":2523.78,"speakerId":4},{"text":"Para ele, pagava?","language":"pt","start":2523.79,"end":2525.3,"speakerId":4},{"text":"Sim, tem uma ajuda.","language":"pt","start":2525.6099999999997,"end":2527.4799999999996,"speakerId":6},{"text":"É o senhor se recorda de qualquer valor dessa ajuda?","language":"pt","start":2529.31,"end":2532.04,"speakerId":4},{"text":"Não recordo, doutora.","language":"pt","start":2532.5899999999997,"end":2533.7099999999996,"speakerId":6},{"text":"OK, sem mais perguntas, Excelência.","language":"pt","start":2534.62,"end":2536.73,"speakerId":4},{"text":"Doutora Magda, alguma pergunta?","language":"pt","start":2539.7999999999997,"end":2541.5099999999998,"speakerId":1},{"text":"Doutora Magda, pode ativar o microfone?","language":"pt","start":2556.39,"end":2558.72,"speakerId":1},{"text":"Alguma pergunta?","language":"pt","start":2560.5099999999998,"end":2561.33,"speakerId":1},{"text":"Doutora Magda.","language":"pt","start":2568.0099999999998,"end":2568.7499999999995,"speakerId":1},{"text":"Desculpa, excelência, sem perguntas.","language":"pt","start":2572.69,"end":2574.29,"speakerId":2},{"text":"Podemos encerrar então?","language":"pt","start":2580.94,"end":2582.15,"speakerId":1},{"text":"Se não houver mais nenhum registro, estão todos liberados. Muito obrigado.","language":"pt","start":2597.37,"end":2601.54,"speakerId":1}],"speakerNames":[null,"Juiz:","Advogada do Reclamante","Preposto da Reclamada","Advogada da Reclamada:","Segunda Testemunha do Reclamante:","Segunda Testemunha da Reclamada:","Primeira Testemunha do Reclamante:","Primeira Testemunnha da Reclamada:"]},"audioOneDriveItem":{"driveId":"b!LEkyIXzZM0mhYuyUrIUVMg7gK493zoFLqXYC1NXFa0GrHsXr2o3oSJsSoTB2vs1V","itemId":"01VNLY5WXZSVK6J3SEVJD37YSN6PVP3JCZ"}}}</storedTranscription>
 </file>
 
-<file path=customXml/itemProps3.xml><?xml version="1.0" encoding="utf-8"?>
-<ds:datastoreItem xmlns:ds="http://schemas.openxmlformats.org/officeDocument/2006/customXml" ds:itemID="{994A0A64-F716-43CC-9171-BBCD1D342CFD}">
-  <ds:schemaRefs>
-    <ds:schemaRef ds:uri="http://schemas.microsoft.com/office/transcription/2022"/>
-  </ds:schemaRefs>
-</ds:datastoreItem>
+<file path=customXml/item4.xml><?xml version="1.0" encoding="utf-8"?>
+<p:properties xmlns:p="http://schemas.microsoft.com/office/2006/metadata/properties" xmlns:xsi="http://www.w3.org/2001/XMLSchema-instance" xmlns:pc="http://schemas.microsoft.com/office/infopath/2007/PartnerControls">
+  <documentManagement>
+    <lcf76f155ced4ddcb4097134ff3c332f xmlns="cab9fda7-b00b-486e-9af2-2208dc8d0e1b">
+      <Terms xmlns="http://schemas.microsoft.com/office/infopath/2007/PartnerControls"/>
+    </lcf76f155ced4ddcb4097134ff3c332f>
+    <TaxCatchAll xmlns="eb3c6acd-4060-416e-91d3-f93f53774478" xsi:nil="true"/>
+  </documentManagement>
+</p:properties>
 </file>
 
-<file path=customXml/itemProps4.xml><?xml version="1.0" encoding="utf-8"?>
-<ds:datastoreItem xmlns:ds="http://schemas.openxmlformats.org/officeDocument/2006/customXml" ds:itemID="{55111219-6E38-44F6-914D-453F17AA2F68}">
-  <ds:schemaRefs>
-    <ds:schemaRef ds:uri="http://schemas.openxmlformats.org/officeDocument/2006/bibliography"/>
-  </ds:schemaRefs>
-</ds:datastoreItem>
+<file path=customXml/item5.xml><?xml version="1.0" encoding="utf-8"?>
+<?mso-contentType ?>
+<FormTemplates xmlns="http://schemas.microsoft.com/sharepoint/v3/contenttype/forms">
+  <Display>DocumentLibraryForm</Display>
+  <Edit>DocumentLibraryForm</Edit>
+  <New>DocumentLibraryForm</New>
+</FormTemplates>
 </file>
 
-<file path=customXml/itemProps5.xml><?xml version="1.0" encoding="utf-8"?>
+<file path=customXml/itemProps1.xml><?xml version="1.0" encoding="utf-8"?>
 <ds:datastoreItem xmlns:ds="http://schemas.openxmlformats.org/officeDocument/2006/customXml" ds:itemID="{CFC5C587-7317-4A39-80CB-5194630C0A71}">
   <ds:schemaRefs>
     <ds:schemaRef ds:uri="http://schemas.microsoft.com/office/2006/metadata/contentType"/>
@@ -2939,4 +2914,39 @@
     <ds:schemaRef ds:uri="http://schemas.microsoft.com/internal/obd"/>
   </ds:schemaRefs>
 </ds:datastoreItem>
+</file>
+
+<file path=customXml/itemProps2.xml><?xml version="1.0" encoding="utf-8"?>
+<ds:datastoreItem xmlns:ds="http://schemas.openxmlformats.org/officeDocument/2006/customXml" ds:itemID="{55111219-6E38-44F6-914D-453F17AA2F68}">
+  <ds:schemaRefs>
+    <ds:schemaRef ds:uri="http://schemas.openxmlformats.org/officeDocument/2006/bibliography"/>
+  </ds:schemaRefs>
+</ds:datastoreItem>
+</file>
+
+<file path=customXml/itemProps3.xml><?xml version="1.0" encoding="utf-8"?>
+<ds:datastoreItem xmlns:ds="http://schemas.openxmlformats.org/officeDocument/2006/customXml" ds:itemID="{994A0A64-F716-43CC-9171-BBCD1D342CFD}">
+  <ds:schemaRefs>
+    <ds:schemaRef ds:uri="http://schemas.microsoft.com/office/transcription/2022"/>
+  </ds:schemaRefs>
+</ds:datastoreItem>
+</file>
+
+<file path=customXml/itemProps4.xml><?xml version="1.0" encoding="utf-8"?>
+<ds:datastoreItem xmlns:ds="http://schemas.openxmlformats.org/officeDocument/2006/customXml" ds:itemID="{6A5AACFF-3E32-47BA-944D-085AE850BD8A}">
+  <ds:schemaRefs>
+    <ds:schemaRef ds:uri="http://schemas.microsoft.com/office/2006/metadata/properties"/>
+    <ds:schemaRef ds:uri="http://schemas.microsoft.com/office/infopath/2007/PartnerControls"/>
+    <ds:schemaRef ds:uri="cab9fda7-b00b-486e-9af2-2208dc8d0e1b"/>
+    <ds:schemaRef ds:uri="eb3c6acd-4060-416e-91d3-f93f53774478"/>
+  </ds:schemaRefs>
+</ds:datastoreItem>
+</file>
+
+<file path=customXml/itemProps5.xml><?xml version="1.0" encoding="utf-8"?>
+<ds:datastoreItem xmlns:ds="http://schemas.openxmlformats.org/officeDocument/2006/customXml" ds:itemID="{04BDB1D2-53DD-4B80-88E2-3DAF6DDA1BE1}">
+  <ds:schemaRefs>
+    <ds:schemaRef ds:uri="http://schemas.microsoft.com/sharepoint/v3/contenttype/forms"/>
+  </ds:schemaRefs>
+</ds:datastoreItem>
 </file>